--- a/svoyo-delo/대본/2부/15화_Pervaya_prodazha.docx
+++ b/svoyo-delo/대본/2부/15화_Pervaya_prodazha.docx
@@ -113,7 +113,7 @@
         <w:t xml:space="preserve"> </w:t>
       </w:r>
       <w:r>
-        <w:t xml:space="preserve">- 규칙: 지문 없음. 전 화 100% 「화자명: 대사」. 1턴 15단어 이내 + 긴 턴 10~15회(25~35단어). 문법 초점: 조건문(если продадите… будете бояться), 가정법(вы были бы не тем человеком), 부정 생격(нет сертификата, нет первой продажи).</w:t>
+        <w:t xml:space="preserve">- 규칙: 지문 없음. 전 화 100% 「화자명: 대사」. 1턴 20단어 이내 + 긴 턴 10~15회(30~50단어). 문법 초점: 조건문(если продадите… будете бояться), 가정법(вы были бы не тем человеком), 부정 생격(нет сертификата, нет первой продажи).</w:t>
       </w:r>
       <w:r>
         <w:t xml:space="preserve"> </w:t>
@@ -490,119 +490,119 @@
         <w:pStyle w:val="FirstParagraph"/>
       </w:pPr>
       <w:r>
-        <w:t xml:space="preserve">IRINA: Доброе утро. Товар на складе в Подольске. Три тысячи пятьсот. С наклейками. В свободном обращении.</w:t>
-      </w:r>
-    </w:p>
-    <w:p>
-      <w:pPr>
-        <w:pStyle w:val="BodyText"/>
-      </w:pPr>
-      <w:r>
-        <w:t xml:space="preserve">ALEKSEY: Подольск. Я думал, будет склад в Москве.</w:t>
-      </w:r>
-    </w:p>
-    <w:p>
-      <w:pPr>
-        <w:pStyle w:val="BodyText"/>
-      </w:pPr>
-      <w:r>
-        <w:t xml:space="preserve">IRINA: Подольск — это Москва для логистов. И в два раза дешевле. Вот прайс-лист. Первый.</w:t>
-      </w:r>
-    </w:p>
-    <w:p>
-      <w:pPr>
-        <w:pStyle w:val="BodyText"/>
-      </w:pPr>
-      <w:r>
-        <w:t xml:space="preserve">ALEKSEY: Девять тысяч за шприц. Как в салфетке. Полтора года назад.</w:t>
-      </w:r>
-    </w:p>
-    <w:p>
-      <w:pPr>
-        <w:pStyle w:val="BodyText"/>
-      </w:pPr>
-      <w:r>
-        <w:t xml:space="preserve">IRINA: Как в салфетке. Только теперь с НДС, доставкой и маржой, которую я проверила три раза.</w:t>
-      </w:r>
-    </w:p>
-    <w:p>
-      <w:pPr>
-        <w:pStyle w:val="BodyText"/>
-      </w:pPr>
-      <w:r>
-        <w:t xml:space="preserve">OLGA: Договор поставки. Я прочитала. Пункт про лицензию покупателя — есть. Пункт про возврат — есть.</w:t>
-      </w:r>
-    </w:p>
-    <w:p>
-      <w:pPr>
-        <w:pStyle w:val="BodyText"/>
-      </w:pPr>
-      <w:r>
-        <w:t xml:space="preserve">IRINA: Пункт про оплату: только безналичный расчёт. Пункт первый корпоративного договора — в каждом договоре с клиентом.</w:t>
-      </w:r>
-    </w:p>
-    <w:p>
-      <w:pPr>
-        <w:pStyle w:val="BodyText"/>
-      </w:pPr>
-      <w:r>
-        <w:t xml:space="preserve">ALEKSEY: Давайте по делу. Первая продажа. Кому?</w:t>
-      </w:r>
-    </w:p>
-    <w:p>
-      <w:pPr>
-        <w:pStyle w:val="BodyText"/>
-      </w:pPr>
-      <w:r>
-        <w:t xml:space="preserve">OLGA: Вы знаете кому. Вы знаете это с первого дня.</w:t>
-      </w:r>
-    </w:p>
-    <w:p>
-      <w:pPr>
-        <w:pStyle w:val="BodyText"/>
-      </w:pPr>
-      <w:r>
-        <w:t xml:space="preserve">ALEKSEY: Корнилова. Сегодня в шесть. Она сама назначила.</w:t>
-      </w:r>
-    </w:p>
-    <w:p>
-      <w:pPr>
-        <w:pStyle w:val="BodyText"/>
-      </w:pPr>
-      <w:r>
-        <w:t xml:space="preserve">IRINA: Возьмите два экземпляра договора. И счёт. С пустой строкой для количества.</w:t>
-      </w:r>
-    </w:p>
-    <w:p>
-      <w:pPr>
-        <w:pStyle w:val="BodyText"/>
-      </w:pPr>
-      <w:r>
-        <w:t xml:space="preserve">ALEKSEY: Почему с пустой?</w:t>
-      </w:r>
-    </w:p>
-    <w:p>
-      <w:pPr>
-        <w:pStyle w:val="BodyText"/>
-      </w:pPr>
-      <w:r>
-        <w:t xml:space="preserve">IRINA: Потому что количество скажет она. Не вы. Вы сколько хотите?</w:t>
-      </w:r>
-    </w:p>
-    <w:p>
-      <w:pPr>
-        <w:pStyle w:val="BodyText"/>
-      </w:pPr>
-      <w:r>
-        <w:t xml:space="preserve">ALEKSEY: Пятьдесят. Нет, сто. Нет. Пусть скажет она.</w:t>
-      </w:r>
-    </w:p>
-    <w:p>
-      <w:pPr>
-        <w:pStyle w:val="BodyText"/>
-      </w:pPr>
-      <w:r>
-        <w:t xml:space="preserve">OLGA: Правильно. Покупатель называет цифру. Продавец называет цену. Не перепутайте, как с «успеем».</w:t>
+        <w:t xml:space="preserve">IRINA: Доброе утро. Товар уже на складе в Подольске: три тысячи пятьсот шприцев, с наклейками и в свободном обращении.</w:t>
+      </w:r>
+    </w:p>
+    <w:p>
+      <w:pPr>
+        <w:pStyle w:val="BodyText"/>
+      </w:pPr>
+      <w:r>
+        <w:t xml:space="preserve">ALEKSEY: Подольск? А я почему-то думал, что склад будет в самой Москве.</w:t>
+      </w:r>
+    </w:p>
+    <w:p>
+      <w:pPr>
+        <w:pStyle w:val="BodyText"/>
+      </w:pPr>
+      <w:r>
+        <w:t xml:space="preserve">IRINA: Для логистов Подольск — это Москва, зато там в два раза дешевле. А вот наш прайс-лист, самый первый.</w:t>
+      </w:r>
+    </w:p>
+    <w:p>
+      <w:pPr>
+        <w:pStyle w:val="BodyText"/>
+      </w:pPr>
+      <w:r>
+        <w:t xml:space="preserve">ALEKSEY: Девять тысяч за шприц, как на той салфетке полтора года назад.</w:t>
+      </w:r>
+    </w:p>
+    <w:p>
+      <w:pPr>
+        <w:pStyle w:val="BodyText"/>
+      </w:pPr>
+      <w:r>
+        <w:t xml:space="preserve">IRINA: Как на салфетке, только теперь с НДС, доставкой и маржой, которую я проверила три раза.</w:t>
+      </w:r>
+    </w:p>
+    <w:p>
+      <w:pPr>
+        <w:pStyle w:val="BodyText"/>
+      </w:pPr>
+      <w:r>
+        <w:t xml:space="preserve">OLGA: Договор поставки я прочитала. Пункт про лицензию покупателя есть, и пункт про возврат тоже есть.</w:t>
+      </w:r>
+    </w:p>
+    <w:p>
+      <w:pPr>
+        <w:pStyle w:val="BodyText"/>
+      </w:pPr>
+      <w:r>
+        <w:t xml:space="preserve">IRINA: А в пункте про оплату — только безналичный расчёт. Пункт первый корпоративного договора теперь есть в каждом договоре с клиентом.</w:t>
+      </w:r>
+    </w:p>
+    <w:p>
+      <w:pPr>
+        <w:pStyle w:val="BodyText"/>
+      </w:pPr>
+      <w:r>
+        <w:t xml:space="preserve">ALEKSEY: Давайте по делу. Первая продажа — кому мы её сделаем?</w:t>
+      </w:r>
+    </w:p>
+    <w:p>
+      <w:pPr>
+        <w:pStyle w:val="BodyText"/>
+      </w:pPr>
+      <w:r>
+        <w:t xml:space="preserve">OLGA: Вы сами знаете кому. Вы знаете это с самого первого дня.</w:t>
+      </w:r>
+    </w:p>
+    <w:p>
+      <w:pPr>
+        <w:pStyle w:val="BodyText"/>
+      </w:pPr>
+      <w:r>
+        <w:t xml:space="preserve">ALEKSEY: Корниловой. Сегодня в шесть, она сама назначила время.</w:t>
+      </w:r>
+    </w:p>
+    <w:p>
+      <w:pPr>
+        <w:pStyle w:val="BodyText"/>
+      </w:pPr>
+      <w:r>
+        <w:t xml:space="preserve">IRINA: Возьмите два экземпляра договора и счёт, где строка для количества пустая.</w:t>
+      </w:r>
+    </w:p>
+    <w:p>
+      <w:pPr>
+        <w:pStyle w:val="BodyText"/>
+      </w:pPr>
+      <w:r>
+        <w:t xml:space="preserve">ALEKSEY: А почему строка для количества должна быть пустой?</w:t>
+      </w:r>
+    </w:p>
+    <w:p>
+      <w:pPr>
+        <w:pStyle w:val="BodyText"/>
+      </w:pPr>
+      <w:r>
+        <w:t xml:space="preserve">IRINA: Потому что количество скажет она, а не вы. А вы сами сколько хотите?</w:t>
+      </w:r>
+    </w:p>
+    <w:p>
+      <w:pPr>
+        <w:pStyle w:val="BodyText"/>
+      </w:pPr>
+      <w:r>
+        <w:t xml:space="preserve">ALEKSEY: Пятьдесят. Нет, лучше сто. Хотя нет, пусть она скажет сама.</w:t>
+      </w:r>
+    </w:p>
+    <w:p>
+      <w:pPr>
+        <w:pStyle w:val="BodyText"/>
+      </w:pPr>
+      <w:r>
+        <w:t xml:space="preserve">OLGA: Правильно. Покупатель называет цифру. Продавец называет цену. Только не перепутайте, как тогда с «успеем», потому что первая продажа бывает только один раз, и её запомнят все, и в Москве, и в Сеуле.</w:t>
       </w:r>
     </w:p>
     <w:bookmarkEnd w:id="21"/>
@@ -620,279 +620,279 @@
         <w:pStyle w:val="FirstParagraph"/>
       </w:pPr>
       <w:r>
-        <w:t xml:space="preserve">KORNILOVA: Садитесь, Алексей. Я вижу папку. И вижу, что вы волнуетесь.</w:t>
-      </w:r>
-    </w:p>
-    <w:p>
-      <w:pPr>
-        <w:pStyle w:val="BodyText"/>
-      </w:pPr>
-      <w:r>
-        <w:t xml:space="preserve">ALEKSEY: Волнуюсь. Это первая. Елена Викторовна, вот договор, прайс и счёт. Количество — ваше.</w:t>
-      </w:r>
-    </w:p>
-    <w:p>
-      <w:pPr>
-        <w:pStyle w:val="BodyText"/>
-      </w:pPr>
-      <w:r>
-        <w:t xml:space="preserve">KORNILOVA: Количество — моё. Хорошо. Цена — девять?</w:t>
-      </w:r>
-    </w:p>
-    <w:p>
-      <w:pPr>
-        <w:pStyle w:val="BodyText"/>
-      </w:pPr>
-      <w:r>
-        <w:t xml:space="preserve">ALEKSEY: Девять. Без скидок, без бонусов, без поездок. Всё в договоре.</w:t>
-      </w:r>
-    </w:p>
-    <w:p>
-      <w:pPr>
-        <w:pStyle w:val="BodyText"/>
-      </w:pPr>
-      <w:r>
-        <w:t xml:space="preserve">KORNILOVA: Знаю. Я читала ваши правила год назад. Теперь послушайте мои.</w:t>
-      </w:r>
-    </w:p>
-    <w:p>
-      <w:pPr>
-        <w:pStyle w:val="BodyText"/>
-      </w:pPr>
-      <w:r>
-        <w:t xml:space="preserve">ALEKSEY: Слушаю.</w:t>
-      </w:r>
-    </w:p>
-    <w:p>
-      <w:pPr>
-        <w:pStyle w:val="BodyText"/>
-      </w:pPr>
-      <w:r>
-        <w:t xml:space="preserve">KORNILOVA: Без обучения не куплю.</w:t>
-      </w:r>
-    </w:p>
-    <w:p>
-      <w:pPr>
-        <w:pStyle w:val="BodyText"/>
-      </w:pPr>
-      <w:r>
-        <w:t xml:space="preserve">ALEKSEY: Обучения? Но вы же… Вы колете двадцать лет. Вы учили Алину.</w:t>
-      </w:r>
-    </w:p>
-    <w:p>
-      <w:pPr>
-        <w:pStyle w:val="BodyText"/>
-      </w:pPr>
-      <w:r>
-        <w:t xml:space="preserve">KORNILOVA: Я колю двадцать лет другими гелями. Вашим — ни разу. Вязкость другая, сшивка другая, игла другая. Рука, которая привыкла к европейскому гелю, с вашим ошибётся. Особенно на тонкой коже. Вы это знаете лучше меня — седьмая страница.</w:t>
-      </w:r>
-    </w:p>
-    <w:p>
-      <w:pPr>
-        <w:pStyle w:val="BodyText"/>
-      </w:pPr>
-      <w:r>
-        <w:t xml:space="preserve">ALEKSEY: Я думал, вы купите для себя. Для пробы.</w:t>
-      </w:r>
-    </w:p>
-    <w:p>
-      <w:pPr>
-        <w:pStyle w:val="BodyText"/>
-      </w:pPr>
-      <w:r>
-        <w:t xml:space="preserve">KORNILOVA: Для пробы — на ком? На пациентке? Пациентка — не проба.</w:t>
-      </w:r>
-    </w:p>
-    <w:p>
-      <w:pPr>
-        <w:pStyle w:val="BodyText"/>
-      </w:pPr>
-      <w:r>
-        <w:t xml:space="preserve">ALEKSEY: Простите. Вы правы.</w:t>
-      </w:r>
-    </w:p>
-    <w:p>
-      <w:pPr>
-        <w:pStyle w:val="BodyText"/>
-      </w:pPr>
-      <w:r>
-        <w:t xml:space="preserve">KORNILOVA: И я покупаю не для себя. У меня шесть врачей. Двое — молодые. Вот для них я и покупаю. А они вашего геля не видели даже на картинке.</w:t>
-      </w:r>
-    </w:p>
-    <w:p>
-      <w:pPr>
-        <w:pStyle w:val="BodyText"/>
-      </w:pPr>
-      <w:r>
-        <w:t xml:space="preserve">ALEKSEY: Корейский тренер приезжает в октябре. Доктор Хан.</w:t>
-      </w:r>
-    </w:p>
-    <w:p>
-      <w:pPr>
-        <w:pStyle w:val="BodyText"/>
-      </w:pPr>
-      <w:r>
-        <w:t xml:space="preserve">KORNILOVA: Я знаю. Один тренер, на три дня. Этого мало.</w:t>
-      </w:r>
-    </w:p>
-    <w:p>
-      <w:pPr>
-        <w:pStyle w:val="BodyText"/>
-      </w:pPr>
-      <w:r>
-        <w:t xml:space="preserve">ALEKSEY: Сколько нужно?</w:t>
-      </w:r>
-    </w:p>
-    <w:p>
-      <w:pPr>
-        <w:pStyle w:val="BodyText"/>
-      </w:pPr>
-      <w:r>
-        <w:t xml:space="preserve">KORNILOVA: Не «сколько». «Как». Теория — анатомия, глубина, осложнения. Практика — на фантоме, потом под контролем, на пациентках. Протокол гиалуронидазы — в каждом кабинете. И экзамен. Без экзамена — нет сертификата. Без сертификата — врач не колет ваш гель.</w:t>
-      </w:r>
-    </w:p>
-    <w:p>
-      <w:pPr>
-        <w:pStyle w:val="BodyText"/>
-      </w:pPr>
-      <w:r>
-        <w:t xml:space="preserve">ALEKSEY: Экзамен. Кто его будет принимать?</w:t>
-      </w:r>
-    </w:p>
-    <w:p>
-      <w:pPr>
-        <w:pStyle w:val="BodyText"/>
-      </w:pPr>
-      <w:r>
-        <w:t xml:space="preserve">KORNILOVA: Сначала — доктор Хан. Потом — я. Потом — те, кого я научу. Так растут учителя.</w:t>
-      </w:r>
-    </w:p>
-    <w:p>
-      <w:pPr>
-        <w:pStyle w:val="BodyText"/>
-      </w:pPr>
-      <w:r>
-        <w:t xml:space="preserve">ALEKSEY: Это займёт месяцы. А Сеул ждёт первую продажу до конца года.</w:t>
-      </w:r>
-    </w:p>
-    <w:p>
-      <w:pPr>
-        <w:pStyle w:val="BodyText"/>
-      </w:pPr>
-      <w:r>
-        <w:t xml:space="preserve">KORNILOVA: Сеул ждёт. А пациентка с узелком ждать не будет. Кого вы боитесь больше?</w:t>
-      </w:r>
-    </w:p>
-    <w:p>
-      <w:pPr>
-        <w:pStyle w:val="BodyText"/>
-      </w:pPr>
-      <w:r>
-        <w:t xml:space="preserve">ALEKSEY: Честно? Сегодня — Сеула. Завтра, наверное, пациентки.</w:t>
-      </w:r>
-    </w:p>
-    <w:p>
-      <w:pPr>
-        <w:pStyle w:val="BodyText"/>
-      </w:pPr>
-      <w:r>
-        <w:t xml:space="preserve">KORNILOVA: Честно. Это хорошо. Тогда запомните: если вы продадите мне сегодня, через год вы будете бояться только пациентки. Каждый день. А если обучите — будете спать. Я сплю двадцать лет, потому что учу.</w:t>
-      </w:r>
-    </w:p>
-    <w:p>
-      <w:pPr>
-        <w:pStyle w:val="BodyText"/>
-      </w:pPr>
-      <w:r>
-        <w:t xml:space="preserve">ALEKSEY: Хорошо. Значит, сначала курс. А потом?</w:t>
-      </w:r>
-    </w:p>
-    <w:p>
-      <w:pPr>
-        <w:pStyle w:val="BodyText"/>
-      </w:pPr>
-      <w:r>
-        <w:t xml:space="preserve">KORNILOVA: Потом — договор. На ваших условиях. Девять тысяч, безнал, никаких поездок.</w:t>
-      </w:r>
-    </w:p>
-    <w:p>
-      <w:pPr>
-        <w:pStyle w:val="BodyText"/>
-      </w:pPr>
-      <w:r>
-        <w:t xml:space="preserve">ALEKSEY: И количество?</w:t>
-      </w:r>
-    </w:p>
-    <w:p>
-      <w:pPr>
-        <w:pStyle w:val="BodyText"/>
-      </w:pPr>
-      <w:r>
-        <w:t xml:space="preserve">KORNILOVA: Количество скажу после экзамена. Сколько врачей сдадут — столько коробок.</w:t>
-      </w:r>
-    </w:p>
-    <w:p>
-      <w:pPr>
-        <w:pStyle w:val="BodyText"/>
-      </w:pPr>
-      <w:r>
-        <w:t xml:space="preserve">ALEKSEY: Значит, сегодня договор не подписываем.</w:t>
-      </w:r>
-    </w:p>
-    <w:p>
-      <w:pPr>
-        <w:pStyle w:val="BodyText"/>
-      </w:pPr>
-      <w:r>
-        <w:t xml:space="preserve">KORNILOVA: Сегодня подписываем другое. Мой учебный план. Вот. Шесть модулей. Это условие.</w:t>
-      </w:r>
-    </w:p>
-    <w:p>
-      <w:pPr>
-        <w:pStyle w:val="BodyText"/>
-      </w:pPr>
-      <w:r>
-        <w:t xml:space="preserve">ALEKSEY: Шесть модулей. Вы это написали заранее?</w:t>
-      </w:r>
-    </w:p>
-    <w:p>
-      <w:pPr>
-        <w:pStyle w:val="BodyText"/>
-      </w:pPr>
-      <w:r>
-        <w:t xml:space="preserve">KORNILOVA: В день удостоверения. Я знала, что вы придёте с договором. И знала, что я скажу.</w:t>
-      </w:r>
-    </w:p>
-    <w:p>
-      <w:pPr>
-        <w:pStyle w:val="BodyText"/>
-      </w:pPr>
-      <w:r>
-        <w:t xml:space="preserve">ALEKSEY: А если бы я не согласился?</w:t>
-      </w:r>
-    </w:p>
-    <w:p>
-      <w:pPr>
-        <w:pStyle w:val="BodyText"/>
-      </w:pPr>
-      <w:r>
-        <w:t xml:space="preserve">KORNILOVA: Тогда вы были бы не тем человеком, которому я подписала протокол наблюдения. Но вы согласитесь. Я видела ваше лицо, когда вы говорили про бабушку. Год назад, в этом кабинете.</w:t>
-      </w:r>
-    </w:p>
-    <w:p>
-      <w:pPr>
-        <w:pStyle w:val="BodyText"/>
-      </w:pPr>
-      <w:r>
-        <w:t xml:space="preserve">ALEKSEY: Согласен. Курс — сначала. Продажа — потом.</w:t>
-      </w:r>
-    </w:p>
-    <w:p>
-      <w:pPr>
-        <w:pStyle w:val="BodyText"/>
-      </w:pPr>
-      <w:r>
-        <w:t xml:space="preserve">KORNILOVA: Тогда это первая хорошая продажа. Вы продали мне не гель. Вы продали обучение.</w:t>
+        <w:t xml:space="preserve">KORNILOVA: Садитесь, Алексей. Я вижу у вас папку и вижу, что вы волнуетесь.</w:t>
+      </w:r>
+    </w:p>
+    <w:p>
+      <w:pPr>
+        <w:pStyle w:val="BodyText"/>
+      </w:pPr>
+      <w:r>
+        <w:t xml:space="preserve">ALEKSEY: Волнуюсь, потому что это первая продажа. Елена Викторовна, вот договор, прайс и счёт, а количество за вами.</w:t>
+      </w:r>
+    </w:p>
+    <w:p>
+      <w:pPr>
+        <w:pStyle w:val="BodyText"/>
+      </w:pPr>
+      <w:r>
+        <w:t xml:space="preserve">KORNILOVA: Количество за мной, хорошо. А цена — девять тысяч?</w:t>
+      </w:r>
+    </w:p>
+    <w:p>
+      <w:pPr>
+        <w:pStyle w:val="BodyText"/>
+      </w:pPr>
+      <w:r>
+        <w:t xml:space="preserve">ALEKSEY: Девять, без скидок, без бонусов и без поездок. Всё это прописано в договоре.</w:t>
+      </w:r>
+    </w:p>
+    <w:p>
+      <w:pPr>
+        <w:pStyle w:val="BodyText"/>
+      </w:pPr>
+      <w:r>
+        <w:t xml:space="preserve">KORNILOVA: Знаю, я читала ваши правила ещё год назад. А теперь послушайте мои правила.</w:t>
+      </w:r>
+    </w:p>
+    <w:p>
+      <w:pPr>
+        <w:pStyle w:val="BodyText"/>
+      </w:pPr>
+      <w:r>
+        <w:t xml:space="preserve">ALEKSEY: Слушаю вас, Елена Викторовна, очень внимательно.</w:t>
+      </w:r>
+    </w:p>
+    <w:p>
+      <w:pPr>
+        <w:pStyle w:val="BodyText"/>
+      </w:pPr>
+      <w:r>
+        <w:t xml:space="preserve">KORNILOVA: Без обучения не куплю. Это моё первое и главное правило.</w:t>
+      </w:r>
+    </w:p>
+    <w:p>
+      <w:pPr>
+        <w:pStyle w:val="BodyText"/>
+      </w:pPr>
+      <w:r>
+        <w:t xml:space="preserve">ALEKSEY: Без обучения? Но ведь вы… Вы колете двадцать лет и даже учили Алину.</w:t>
+      </w:r>
+    </w:p>
+    <w:p>
+      <w:pPr>
+        <w:pStyle w:val="BodyText"/>
+      </w:pPr>
+      <w:r>
+        <w:t xml:space="preserve">KORNILOVA: Я колю двадцать лет другими гелями, а вашим — ни разу. Вязкость другая, сшивка другая, игла другая. Рука, которая привыкла к европейскому гелю, с вашим ошибётся, особенно на тонкой коже. Вы это знаете лучше меня: седьмая страница.</w:t>
+      </w:r>
+    </w:p>
+    <w:p>
+      <w:pPr>
+        <w:pStyle w:val="BodyText"/>
+      </w:pPr>
+      <w:r>
+        <w:t xml:space="preserve">ALEKSEY: А я думал, что вы купите немного для себя, для пробы.</w:t>
+      </w:r>
+    </w:p>
+    <w:p>
+      <w:pPr>
+        <w:pStyle w:val="BodyText"/>
+      </w:pPr>
+      <w:r>
+        <w:t xml:space="preserve">KORNILOVA: Для пробы — на ком? На пациентке? Пациентка — не проба, Алексей.</w:t>
+      </w:r>
+    </w:p>
+    <w:p>
+      <w:pPr>
+        <w:pStyle w:val="BodyText"/>
+      </w:pPr>
+      <w:r>
+        <w:t xml:space="preserve">ALEKSEY: Простите, пожалуйста. Вы совершенно правы, я сказал глупость.</w:t>
+      </w:r>
+    </w:p>
+    <w:p>
+      <w:pPr>
+        <w:pStyle w:val="BodyText"/>
+      </w:pPr>
+      <w:r>
+        <w:t xml:space="preserve">KORNILOVA: И покупаю я не для себя. У меня шесть врачей, и двое из них молодые. Вот для них я и покупаю. А они ваш гель даже на картинке не видели.</w:t>
+      </w:r>
+    </w:p>
+    <w:p>
+      <w:pPr>
+        <w:pStyle w:val="BodyText"/>
+      </w:pPr>
+      <w:r>
+        <w:t xml:space="preserve">ALEKSEY: Но ведь корейский тренер приезжает в октябре, доктор Хан.</w:t>
+      </w:r>
+    </w:p>
+    <w:p>
+      <w:pPr>
+        <w:pStyle w:val="BodyText"/>
+      </w:pPr>
+      <w:r>
+        <w:t xml:space="preserve">KORNILOVA: Я знаю: один тренер и всего на три дня. Этого мало.</w:t>
+      </w:r>
+    </w:p>
+    <w:p>
+      <w:pPr>
+        <w:pStyle w:val="BodyText"/>
+      </w:pPr>
+      <w:r>
+        <w:t xml:space="preserve">ALEKSEY: А сколько тогда нужно, по-вашему? Неделя? Месяц?</w:t>
+      </w:r>
+    </w:p>
+    <w:p>
+      <w:pPr>
+        <w:pStyle w:val="BodyText"/>
+      </w:pPr>
+      <w:r>
+        <w:t xml:space="preserve">KORNILOVA: Вопрос не «сколько», а «как». Теория: анатомия, глубина, осложнения. Практика: сначала на фантоме, потом под контролем, на пациентках. Протокол гиалуронидазы в каждом кабинете. И экзамен. Без экзамена — нет сертификата, а без сертификата врач не колет ваш гель.</w:t>
+      </w:r>
+    </w:p>
+    <w:p>
+      <w:pPr>
+        <w:pStyle w:val="BodyText"/>
+      </w:pPr>
+      <w:r>
+        <w:t xml:space="preserve">ALEKSEY: Экзамен… А кто будет его принимать у врачей?</w:t>
+      </w:r>
+    </w:p>
+    <w:p>
+      <w:pPr>
+        <w:pStyle w:val="BodyText"/>
+      </w:pPr>
+      <w:r>
+        <w:t xml:space="preserve">KORNILOVA: Сначала доктор Хан, потом я, а потом те, кого я научу. Так растут учителя.</w:t>
+      </w:r>
+    </w:p>
+    <w:p>
+      <w:pPr>
+        <w:pStyle w:val="BodyText"/>
+      </w:pPr>
+      <w:r>
+        <w:t xml:space="preserve">ALEKSEY: Но это займёт несколько месяцев, а Сеул ждёт первую продажу до конца года.</w:t>
+      </w:r>
+    </w:p>
+    <w:p>
+      <w:pPr>
+        <w:pStyle w:val="BodyText"/>
+      </w:pPr>
+      <w:r>
+        <w:t xml:space="preserve">KORNILOVA: Сеул подождёт, а пациентка с узелком ждать не будет. Кого вы боитесь больше?</w:t>
+      </w:r>
+    </w:p>
+    <w:p>
+      <w:pPr>
+        <w:pStyle w:val="BodyText"/>
+      </w:pPr>
+      <w:r>
+        <w:t xml:space="preserve">ALEKSEY: Честно? Сегодня я больше боюсь Сеула. А завтра, наверное, буду бояться пациентки.</w:t>
+      </w:r>
+    </w:p>
+    <w:p>
+      <w:pPr>
+        <w:pStyle w:val="BodyText"/>
+      </w:pPr>
+      <w:r>
+        <w:t xml:space="preserve">KORNILOVA: Честный ответ, и это хорошо. Тогда запомните: если вы продадите мне сегодня, через год вы будете бояться только пациентки, и каждый день. А если обучите врачей, будете спокойно спать. Я сплю спокойно двадцать лет, потому что учу.</w:t>
+      </w:r>
+    </w:p>
+    <w:p>
+      <w:pPr>
+        <w:pStyle w:val="BodyText"/>
+      </w:pPr>
+      <w:r>
+        <w:t xml:space="preserve">ALEKSEY: Хорошо. Значит, сначала курс обучения. А что будет потом?</w:t>
+      </w:r>
+    </w:p>
+    <w:p>
+      <w:pPr>
+        <w:pStyle w:val="BodyText"/>
+      </w:pPr>
+      <w:r>
+        <w:t xml:space="preserve">KORNILOVA: Потом договор на ваших условиях: девять тысяч, безнал и никаких поездок.</w:t>
+      </w:r>
+    </w:p>
+    <w:p>
+      <w:pPr>
+        <w:pStyle w:val="BodyText"/>
+      </w:pPr>
+      <w:r>
+        <w:t xml:space="preserve">ALEKSEY: А количество? Его вы скажете мне тоже потом?</w:t>
+      </w:r>
+    </w:p>
+    <w:p>
+      <w:pPr>
+        <w:pStyle w:val="BodyText"/>
+      </w:pPr>
+      <w:r>
+        <w:t xml:space="preserve">KORNILOVA: Количество скажу после экзамена: сколько врачей сдадут, столько и коробок.</w:t>
+      </w:r>
+    </w:p>
+    <w:p>
+      <w:pPr>
+        <w:pStyle w:val="BodyText"/>
+      </w:pPr>
+      <w:r>
+        <w:t xml:space="preserve">ALEKSEY: Значит, сегодня мы договор не подписываем, правильно я понимаю?</w:t>
+      </w:r>
+    </w:p>
+    <w:p>
+      <w:pPr>
+        <w:pStyle w:val="BodyText"/>
+      </w:pPr>
+      <w:r>
+        <w:t xml:space="preserve">KORNILOVA: Сегодня мы подписываем другое: мой учебный план. Вот он, шесть модулей, и это моё условие.</w:t>
+      </w:r>
+    </w:p>
+    <w:p>
+      <w:pPr>
+        <w:pStyle w:val="BodyText"/>
+      </w:pPr>
+      <w:r>
+        <w:t xml:space="preserve">ALEKSEY: Шесть модулей… Вы что, написали это заранее?</w:t>
+      </w:r>
+    </w:p>
+    <w:p>
+      <w:pPr>
+        <w:pStyle w:val="BodyText"/>
+      </w:pPr>
+      <w:r>
+        <w:t xml:space="preserve">KORNILOVA: В день удостоверения. Я знала, что вы придёте с договором, и знала, что я вам скажу.</w:t>
+      </w:r>
+    </w:p>
+    <w:p>
+      <w:pPr>
+        <w:pStyle w:val="BodyText"/>
+      </w:pPr>
+      <w:r>
+        <w:t xml:space="preserve">ALEKSEY: А если бы я не согласился на ваше условие?</w:t>
+      </w:r>
+    </w:p>
+    <w:p>
+      <w:pPr>
+        <w:pStyle w:val="BodyText"/>
+      </w:pPr>
+      <w:r>
+        <w:t xml:space="preserve">KORNILOVA: Тогда вы были бы не тем человеком, которому я подписала протокол наблюдения. Но вы согласитесь. Я видела ваше лицо, когда вы говорили про бабушку, год назад, в этом самом кабинете.</w:t>
+      </w:r>
+    </w:p>
+    <w:p>
+      <w:pPr>
+        <w:pStyle w:val="BodyText"/>
+      </w:pPr>
+      <w:r>
+        <w:t xml:space="preserve">ALEKSEY: Согласен: сначала курс, а продажа потом.</w:t>
+      </w:r>
+    </w:p>
+    <w:p>
+      <w:pPr>
+        <w:pStyle w:val="BodyText"/>
+      </w:pPr>
+      <w:r>
+        <w:t xml:space="preserve">KORNILOVA: Тогда это первая хорошая продажа. Вы продали мне не гель, а обучение.</w:t>
       </w:r>
     </w:p>
     <w:bookmarkEnd w:id="22"/>
@@ -918,231 +918,231 @@
         <w:pStyle w:val="BodyText"/>
       </w:pPr>
       <w:r>
-        <w:t xml:space="preserve">ALEKSEY: Вы? Алина, у вас своя клиника, одна. Вы уверены?</w:t>
-      </w:r>
-    </w:p>
-    <w:p>
-      <w:pPr>
-        <w:pStyle w:val="BodyText"/>
-      </w:pPr>
-      <w:r>
-        <w:t xml:space="preserve">ALINA: Уверена. Десять шприцев. Я знаю этот гель лучше всех. Я перевела каждое слово инструкции.</w:t>
-      </w:r>
-    </w:p>
-    <w:p>
-      <w:pPr>
-        <w:pStyle w:val="BodyText"/>
-      </w:pPr>
-      <w:r>
-        <w:t xml:space="preserve">IRINA: Десять шприцев — девяносто тысяч. Первая выручка. До конца года — галочка для Сеула.</w:t>
-      </w:r>
-    </w:p>
-    <w:p>
-      <w:pPr>
-        <w:pStyle w:val="BodyText"/>
-      </w:pPr>
-      <w:r>
-        <w:t xml:space="preserve">OLGA: Подождите. Алина — исследователь. Клиника номер два в наблюдении.</w:t>
-      </w:r>
-    </w:p>
-    <w:p>
-      <w:pPr>
-        <w:pStyle w:val="BodyText"/>
-      </w:pPr>
-      <w:r>
-        <w:t xml:space="preserve">IRINA: Исследователь может покупать. Наблюдение — после продаж. Это не протокол о намерениях.</w:t>
-      </w:r>
-    </w:p>
-    <w:p>
-      <w:pPr>
-        <w:pStyle w:val="BodyText"/>
-      </w:pPr>
-      <w:r>
-        <w:t xml:space="preserve">OLGA: Может. Юридически. Я не про юридически.</w:t>
-      </w:r>
-    </w:p>
-    <w:p>
-      <w:pPr>
-        <w:pStyle w:val="BodyText"/>
-      </w:pPr>
-      <w:r>
-        <w:t xml:space="preserve">ALINA: А про что?</w:t>
-      </w:r>
-    </w:p>
-    <w:p>
-      <w:pPr>
-        <w:pStyle w:val="BodyText"/>
-      </w:pPr>
-      <w:r>
-        <w:t xml:space="preserve">ALEKSEY: Про седьмую страницу. Алина, вы перевели каждое слово. Но вы уже кололи этим гелем?</w:t>
-      </w:r>
-    </w:p>
-    <w:p>
-      <w:pPr>
-        <w:pStyle w:val="BodyText"/>
-      </w:pPr>
-      <w:r>
-        <w:t xml:space="preserve">ALINA: Нет. Его в России ещё ни у кого не было. Только серый — у Стаса.</w:t>
-      </w:r>
-    </w:p>
-    <w:p>
-      <w:pPr>
-        <w:pStyle w:val="BodyText"/>
-      </w:pPr>
-      <w:r>
-        <w:t xml:space="preserve">ALEKSEY: Значит, вы знаете слова. А руку — нет. Корнилова сказала: рука, привыкшая к европейскому гелю, ошибается.</w:t>
-      </w:r>
-    </w:p>
-    <w:p>
-      <w:pPr>
-        <w:pStyle w:val="BodyText"/>
-      </w:pPr>
-      <w:r>
-        <w:t xml:space="preserve">ALINA: Но я же учусь. Я смотрю видео корейских врачей каждый вечер.</w:t>
-      </w:r>
-    </w:p>
-    <w:p>
-      <w:pPr>
-        <w:pStyle w:val="BodyText"/>
-      </w:pPr>
-      <w:r>
-        <w:t xml:space="preserve">ALEKSEY: Вы учились по видео три года. И один раз — сосуд, и гиалуронидазы не было.</w:t>
-      </w:r>
-    </w:p>
-    <w:p>
-      <w:pPr>
-        <w:pStyle w:val="BodyText"/>
-      </w:pPr>
-      <w:r>
-        <w:t xml:space="preserve">ALINA: Это было давно. Я изменилась.</w:t>
-      </w:r>
-    </w:p>
-    <w:p>
-      <w:pPr>
-        <w:pStyle w:val="BodyText"/>
-      </w:pPr>
-      <w:r>
-        <w:t xml:space="preserve">ALEKSEY: Я знаю. Поэтому я скажу вам то, что Корнилова сказала мне. Без обучения не продам.</w:t>
-      </w:r>
-    </w:p>
-    <w:p>
-      <w:pPr>
-        <w:pStyle w:val="BodyText"/>
-      </w:pPr>
-      <w:r>
-        <w:t xml:space="preserve">IRINA: Алексей. Девяносто тысяч. Сеул. Тридцать первое декабря.</w:t>
-      </w:r>
-    </w:p>
-    <w:p>
-      <w:pPr>
-        <w:pStyle w:val="BodyText"/>
-      </w:pPr>
-      <w:r>
-        <w:t xml:space="preserve">ALEKSEY: Полтора года назад бабушка спросила меня: «Ты разрешил бы уколоть этим гелем меня?» Я ответил: только если увижу завод, документы и обученного врача. Завод я видел. Документы — вот. Врача — пока нет.</w:t>
-      </w:r>
-    </w:p>
-    <w:p>
-      <w:pPr>
-        <w:pStyle w:val="BodyText"/>
-      </w:pPr>
-      <w:r>
-        <w:t xml:space="preserve">OLGA: Пункт восьмой. Картонка. Он прав, Ирина.</w:t>
-      </w:r>
-    </w:p>
-    <w:p>
-      <w:pPr>
-        <w:pStyle w:val="BodyText"/>
-      </w:pPr>
-      <w:r>
-        <w:t xml:space="preserve">IRINA: Он прав. Я посчитала деньги, а он посчитал бабушку. Это тоже цифра.</w:t>
-      </w:r>
-    </w:p>
-    <w:p>
-      <w:pPr>
-        <w:pStyle w:val="BodyText"/>
-      </w:pPr>
-      <w:r>
-        <w:t xml:space="preserve">ALINA: Значит, мне ждать октября? Доктора Хан?</w:t>
-      </w:r>
-    </w:p>
-    <w:p>
-      <w:pPr>
-        <w:pStyle w:val="BodyText"/>
-      </w:pPr>
-      <w:r>
-        <w:t xml:space="preserve">ALEKSEY: Не ждать. Учиться. Вы будете первой ученицей доктора Хан. И первой, кто сдаст экзамен Корниловой.</w:t>
-      </w:r>
-    </w:p>
-    <w:p>
-      <w:pPr>
-        <w:pStyle w:val="BodyText"/>
-      </w:pPr>
-      <w:r>
-        <w:t xml:space="preserve">ALINA: Первой ученицей. А потом — учителем?</w:t>
-      </w:r>
-    </w:p>
-    <w:p>
-      <w:pPr>
-        <w:pStyle w:val="BodyText"/>
-      </w:pPr>
-      <w:r>
-        <w:t xml:space="preserve">OLGA: Вы же этого хотели с первого дня. Учить тех, кто учится по видео.</w:t>
-      </w:r>
-    </w:p>
-    <w:p>
-      <w:pPr>
-        <w:pStyle w:val="BodyText"/>
-      </w:pPr>
-      <w:r>
-        <w:t xml:space="preserve">ALINA: Хотела. Хорошо. Я подожду с покупкой. Но заказ я записываю. Десять шприцев. Без даты.</w:t>
-      </w:r>
-    </w:p>
-    <w:p>
-      <w:pPr>
-        <w:pStyle w:val="BodyText"/>
-      </w:pPr>
-      <w:r>
-        <w:t xml:space="preserve">IRINA: Заказ без даты — это не продажа. Но это хорошая строчка во вкладке «Клиенты». Первая.</w:t>
-      </w:r>
-    </w:p>
-    <w:p>
-      <w:pPr>
-        <w:pStyle w:val="BodyText"/>
-      </w:pPr>
-      <w:r>
-        <w:t xml:space="preserve">ALEKSEY: Вторая. Первая — Самойлов. «Не наш клиент. Пока».</w:t>
-      </w:r>
-    </w:p>
-    <w:p>
-      <w:pPr>
-        <w:pStyle w:val="BodyText"/>
-      </w:pPr>
-      <w:r>
-        <w:t xml:space="preserve">IRINA: Вы помните мою вкладку лучше меня. Это подозрительно.</w:t>
-      </w:r>
-    </w:p>
-    <w:p>
-      <w:pPr>
-        <w:pStyle w:val="BodyText"/>
-      </w:pPr>
-      <w:r>
-        <w:t xml:space="preserve">OLGA: Это не подозрительно. Это значит, что он читает документы. Наконец-то.</w:t>
-      </w:r>
-    </w:p>
-    <w:p>
-      <w:pPr>
-        <w:pStyle w:val="BodyText"/>
-      </w:pPr>
-      <w:r>
-        <w:t xml:space="preserve">ALEKSEY: Читаю. С апреля. С отклонения номер один.</w:t>
-      </w:r>
-    </w:p>
-    <w:p>
-      <w:pPr>
-        <w:pStyle w:val="BodyText"/>
-      </w:pPr>
-      <w:r>
-        <w:t xml:space="preserve">ALINA: Тогда я пойду учить анатомию. Без видео. По книге Корниловой.</w:t>
+        <w:t xml:space="preserve">ALEKSEY: Вы? Алина, но у вас своя клиника, и вы там одна. Вы уверены?</w:t>
+      </w:r>
+    </w:p>
+    <w:p>
+      <w:pPr>
+        <w:pStyle w:val="BodyText"/>
+      </w:pPr>
+      <w:r>
+        <w:t xml:space="preserve">ALINA: Уверена. Десять шприцев. Я знаю этот гель лучше всех, потому что перевела каждое слово инструкции.</w:t>
+      </w:r>
+    </w:p>
+    <w:p>
+      <w:pPr>
+        <w:pStyle w:val="BodyText"/>
+      </w:pPr>
+      <w:r>
+        <w:t xml:space="preserve">IRINA: Десять шприцев — это девяносто тысяч, наша первая выручка. И до конца года, то есть галочка для Сеула.</w:t>
+      </w:r>
+    </w:p>
+    <w:p>
+      <w:pPr>
+        <w:pStyle w:val="BodyText"/>
+      </w:pPr>
+      <w:r>
+        <w:t xml:space="preserve">OLGA: Подождите. Алина — исследователь, её клиника номер два в наблюдении.</w:t>
+      </w:r>
+    </w:p>
+    <w:p>
+      <w:pPr>
+        <w:pStyle w:val="BodyText"/>
+      </w:pPr>
+      <w:r>
+        <w:t xml:space="preserve">IRINA: Но исследователь может покупать, ведь наблюдение начинается после продаж. Это не протокол о намерениях.</w:t>
+      </w:r>
+    </w:p>
+    <w:p>
+      <w:pPr>
+        <w:pStyle w:val="BodyText"/>
+      </w:pPr>
+      <w:r>
+        <w:t xml:space="preserve">OLGA: Юридически может, я не спорю. Но я говорю не про юридическую сторону.</w:t>
+      </w:r>
+    </w:p>
+    <w:p>
+      <w:pPr>
+        <w:pStyle w:val="BodyText"/>
+      </w:pPr>
+      <w:r>
+        <w:t xml:space="preserve">ALINA: А про что тогда вы говорите, Ольга Петровна?</w:t>
+      </w:r>
+    </w:p>
+    <w:p>
+      <w:pPr>
+        <w:pStyle w:val="BodyText"/>
+      </w:pPr>
+      <w:r>
+        <w:t xml:space="preserve">ALEKSEY: Про седьмую страницу. Алина, вы перевели каждое слово. Но вы уже кололи этим гелем хотя бы раз?</w:t>
+      </w:r>
+    </w:p>
+    <w:p>
+      <w:pPr>
+        <w:pStyle w:val="BodyText"/>
+      </w:pPr>
+      <w:r>
+        <w:t xml:space="preserve">ALINA: Нет, его в России ещё ни у кого не было. Только серый, у Стаса.</w:t>
+      </w:r>
+    </w:p>
+    <w:p>
+      <w:pPr>
+        <w:pStyle w:val="BodyText"/>
+      </w:pPr>
+      <w:r>
+        <w:t xml:space="preserve">ALEKSEY: Значит, слова вы знаете, а рука — нет. Корнилова сказала: рука, привыкшая к европейскому гелю, ошибается.</w:t>
+      </w:r>
+    </w:p>
+    <w:p>
+      <w:pPr>
+        <w:pStyle w:val="BodyText"/>
+      </w:pPr>
+      <w:r>
+        <w:t xml:space="preserve">ALINA: Но я же учусь. Я каждый вечер смотрю видео корейских врачей.</w:t>
+      </w:r>
+    </w:p>
+    <w:p>
+      <w:pPr>
+        <w:pStyle w:val="BodyText"/>
+      </w:pPr>
+      <w:r>
+        <w:t xml:space="preserve">ALEKSEY: Вы три года учились по видео. И один раз был сосуд, а гиалуронидазы под рукой не было.</w:t>
+      </w:r>
+    </w:p>
+    <w:p>
+      <w:pPr>
+        <w:pStyle w:val="BodyText"/>
+      </w:pPr>
+      <w:r>
+        <w:t xml:space="preserve">ALINA: Но это было давно, и с тех пор я сильно изменилась.</w:t>
+      </w:r>
+    </w:p>
+    <w:p>
+      <w:pPr>
+        <w:pStyle w:val="BodyText"/>
+      </w:pPr>
+      <w:r>
+        <w:t xml:space="preserve">ALEKSEY: Я знаю. Поэтому я скажу вам то, что Корнилова сказала мне: без обучения не продам.</w:t>
+      </w:r>
+    </w:p>
+    <w:p>
+      <w:pPr>
+        <w:pStyle w:val="BodyText"/>
+      </w:pPr>
+      <w:r>
+        <w:t xml:space="preserve">IRINA: Алексей, это девяносто тысяч. Сеул и тридцать первое декабря, вы помните?</w:t>
+      </w:r>
+    </w:p>
+    <w:p>
+      <w:pPr>
+        <w:pStyle w:val="BodyText"/>
+      </w:pPr>
+      <w:r>
+        <w:t xml:space="preserve">ALEKSEY: Полтора года назад бабушка спросила меня: «Ты разрешил бы уколоть этим гелем меня?» Я ответил, что только если увижу завод, документы и обученного врача. Завод я видел, документы — вот они. А обученного врача пока нет.</w:t>
+      </w:r>
+    </w:p>
+    <w:p>
+      <w:pPr>
+        <w:pStyle w:val="BodyText"/>
+      </w:pPr>
+      <w:r>
+        <w:t xml:space="preserve">OLGA: Это пункт восьмой, наша картонка. Он прав, Ирина.</w:t>
+      </w:r>
+    </w:p>
+    <w:p>
+      <w:pPr>
+        <w:pStyle w:val="BodyText"/>
+      </w:pPr>
+      <w:r>
+        <w:t xml:space="preserve">IRINA: Да, он прав. Я посчитала деньги, а он посчитал бабушку, и это тоже цифра.</w:t>
+      </w:r>
+    </w:p>
+    <w:p>
+      <w:pPr>
+        <w:pStyle w:val="BodyText"/>
+      </w:pPr>
+      <w:r>
+        <w:t xml:space="preserve">ALINA: Значит, мне ждать октября, когда приедет доктор Хан?</w:t>
+      </w:r>
+    </w:p>
+    <w:p>
+      <w:pPr>
+        <w:pStyle w:val="BodyText"/>
+      </w:pPr>
+      <w:r>
+        <w:t xml:space="preserve">ALEKSEY: Не ждать, а учиться. Вы будете первой ученицей доктора Хан и первой, кто сдаст экзамен Корниловой.</w:t>
+      </w:r>
+    </w:p>
+    <w:p>
+      <w:pPr>
+        <w:pStyle w:val="BodyText"/>
+      </w:pPr>
+      <w:r>
+        <w:t xml:space="preserve">ALINA: Первой ученицей… А потом, может быть, и учителем?</w:t>
+      </w:r>
+    </w:p>
+    <w:p>
+      <w:pPr>
+        <w:pStyle w:val="BodyText"/>
+      </w:pPr>
+      <w:r>
+        <w:t xml:space="preserve">OLGA: Вы ведь хотели этого с самого первого дня: учить тех, кто учится по видео.</w:t>
+      </w:r>
+    </w:p>
+    <w:p>
+      <w:pPr>
+        <w:pStyle w:val="BodyText"/>
+      </w:pPr>
+      <w:r>
+        <w:t xml:space="preserve">ALINA: Хотела. Хорошо, я подожду с покупкой. Но заказ я всё-таки записываю: десять шприцев, без даты.</w:t>
+      </w:r>
+    </w:p>
+    <w:p>
+      <w:pPr>
+        <w:pStyle w:val="BodyText"/>
+      </w:pPr>
+      <w:r>
+        <w:t xml:space="preserve">IRINA: Заказ без даты — это не продажа. Но это хорошая строчка во вкладке «Клиенты», первая.</w:t>
+      </w:r>
+    </w:p>
+    <w:p>
+      <w:pPr>
+        <w:pStyle w:val="BodyText"/>
+      </w:pPr>
+      <w:r>
+        <w:t xml:space="preserve">ALEKSEY: Не первая, а вторая. Первая — Самойлов: «Не наш клиент. Пока».</w:t>
+      </w:r>
+    </w:p>
+    <w:p>
+      <w:pPr>
+        <w:pStyle w:val="BodyText"/>
+      </w:pPr>
+      <w:r>
+        <w:t xml:space="preserve">IRINA: Вы помните мою вкладку лучше, чем я сама. Это подозрительно.</w:t>
+      </w:r>
+    </w:p>
+    <w:p>
+      <w:pPr>
+        <w:pStyle w:val="BodyText"/>
+      </w:pPr>
+      <w:r>
+        <w:t xml:space="preserve">OLGA: Это не подозрительно. Это значит, что он наконец-то читает документы.</w:t>
+      </w:r>
+    </w:p>
+    <w:p>
+      <w:pPr>
+        <w:pStyle w:val="BodyText"/>
+      </w:pPr>
+      <w:r>
+        <w:t xml:space="preserve">ALEKSEY: Читаю, с апреля, с отклонения номер один.</w:t>
+      </w:r>
+    </w:p>
+    <w:p>
+      <w:pPr>
+        <w:pStyle w:val="BodyText"/>
+      </w:pPr>
+      <w:r>
+        <w:t xml:space="preserve">ALINA: Тогда я пойду учить анатомию, но не по видео, а по книге Корниловой.</w:t>
       </w:r>
     </w:p>
     <w:bookmarkEnd w:id="23"/>
@@ -1160,31 +1160,31 @@
         <w:pStyle w:val="FirstParagraph"/>
       </w:pPr>
       <w:r>
-        <w:t xml:space="preserve">DOYUN: Лёша, президент ещё здесь. Он хочет услышать про первую продажу. Сам. Я перевожу.</w:t>
-      </w:r>
-    </w:p>
-    <w:p>
-      <w:pPr>
-        <w:pStyle w:val="BodyText"/>
-      </w:pPr>
-      <w:r>
-        <w:t xml:space="preserve">ALEKSEY: Господин президент, первой продажи нет. Корнилова отказала. И я отказал Алине.</w:t>
-      </w:r>
-    </w:p>
-    <w:p>
-      <w:pPr>
-        <w:pStyle w:val="BodyText"/>
-      </w:pPr>
-      <w:r>
-        <w:t xml:space="preserve">DOYUN: Он молчит. Он спрашивает: «Почему вы отказали покупателю?»</w:t>
-      </w:r>
-    </w:p>
-    <w:p>
-      <w:pPr>
-        <w:pStyle w:val="BodyText"/>
-      </w:pPr>
-      <w:r>
-        <w:t xml:space="preserve">ALEKSEY: Потому что она не обучена. Корнилова сказала мне: «Без обучения не куплю». А вечером я понял, что это и моё правило. Бабушкино. Обученный врач — третье условие из трёх.</w:t>
+        <w:t xml:space="preserve">DOYUN: Лёша, президент ещё здесь. Он хочет сам услышать про первую продажу, а я перевожу.</w:t>
+      </w:r>
+    </w:p>
+    <w:p>
+      <w:pPr>
+        <w:pStyle w:val="BodyText"/>
+      </w:pPr>
+      <w:r>
+        <w:t xml:space="preserve">ALEKSEY: Господин президент, первой продажи пока нет. Корнилова отказалась покупать, и я отказал Алине.</w:t>
+      </w:r>
+    </w:p>
+    <w:p>
+      <w:pPr>
+        <w:pStyle w:val="BodyText"/>
+      </w:pPr>
+      <w:r>
+        <w:t xml:space="preserve">DOYUN: Он молчит. Потом спрашивает: «Почему вы отказали покупателю?»</w:t>
+      </w:r>
+    </w:p>
+    <w:p>
+      <w:pPr>
+        <w:pStyle w:val="BodyText"/>
+      </w:pPr>
+      <w:r>
+        <w:t xml:space="preserve">ALEKSEY: Потому что она не обучена. Корнилова сказала мне: «Без обучения не куплю». А вечером я понял, что это и моё правило тоже, бабушкино. Обученный врач — третье условие из трёх, и без него первых двух недостаточно.</w:t>
       </w:r>
     </w:p>
     <w:p>
@@ -1200,39 +1200,39 @@
         <w:pStyle w:val="BodyText"/>
       </w:pPr>
       <w:r>
-        <w:t xml:space="preserve">IRINA: Девяносто тысяч рублей. Около тысячи долларов. Я могу показать в отчёте.</w:t>
-      </w:r>
-    </w:p>
-    <w:p>
-      <w:pPr>
-        <w:pStyle w:val="BodyText"/>
-      </w:pPr>
-      <w:r>
-        <w:t xml:space="preserve">DOYUN: Он смеётся. Он говорит: «Тысяча долларов — это не деньги. Это проверка».</w:t>
-      </w:r>
-    </w:p>
-    <w:p>
-      <w:pPr>
-        <w:pStyle w:val="BodyText"/>
-      </w:pPr>
-      <w:r>
-        <w:t xml:space="preserve">ALEKSEY: Проверка чего?</w:t>
-      </w:r>
-    </w:p>
-    <w:p>
-      <w:pPr>
-        <w:pStyle w:val="BodyText"/>
-      </w:pPr>
-      <w:r>
-        <w:t xml:space="preserve">DOYUN: Он говорит: «Двадцать лет назад, в гараже, у меня был первый покупатель. Они хотели купить без обучения двести шприцев. Я продал. Через месяц — три осложнения. Мне понадобилось пять лет, чтобы вернуть имя».</w:t>
-      </w:r>
-    </w:p>
-    <w:p>
-      <w:pPr>
-        <w:pStyle w:val="BodyText"/>
-      </w:pPr>
-      <w:r>
-        <w:t xml:space="preserve">OLGA: Пять лет. А у нас — четыре месяца до конца года.</w:t>
+        <w:t xml:space="preserve">IRINA: Это девяносто тысяч рублей, то есть около тысячи долларов. Я могу показать это в отчёте.</w:t>
+      </w:r>
+    </w:p>
+    <w:p>
+      <w:pPr>
+        <w:pStyle w:val="BodyText"/>
+      </w:pPr>
+      <w:r>
+        <w:t xml:space="preserve">DOYUN: Он смеётся и говорит: «Тысяча долларов — это не деньги. Это проверка».</w:t>
+      </w:r>
+    </w:p>
+    <w:p>
+      <w:pPr>
+        <w:pStyle w:val="BodyText"/>
+      </w:pPr>
+      <w:r>
+        <w:t xml:space="preserve">ALEKSEY: А проверка чего именно? Я не совсем понимаю.</w:t>
+      </w:r>
+    </w:p>
+    <w:p>
+      <w:pPr>
+        <w:pStyle w:val="BodyText"/>
+      </w:pPr>
+      <w:r>
+        <w:t xml:space="preserve">DOYUN: Он говорит: «Двадцать лет назад, в гараже, у меня был первый покупатель. Они хотели купить двести шприцев без обучения, и я продал. Через месяц было три осложнения. Мне понадобилось пять лет, чтобы вернуть своё имя».</w:t>
+      </w:r>
+    </w:p>
+    <w:p>
+      <w:pPr>
+        <w:pStyle w:val="BodyText"/>
+      </w:pPr>
+      <w:r>
+        <w:t xml:space="preserve">OLGA: Пять лет… А у нас всего четыре месяца до конца года.</w:t>
       </w:r>
     </w:p>
     <w:p>
@@ -1248,111 +1248,111 @@
         <w:pStyle w:val="BodyText"/>
       </w:pPr>
       <w:r>
-        <w:t xml:space="preserve">ALEKSEY: Стас в белом халате. Я запишу.</w:t>
-      </w:r>
-    </w:p>
-    <w:p>
-      <w:pPr>
-        <w:pStyle w:val="BodyText"/>
-      </w:pPr>
-      <w:r>
-        <w:t xml:space="preserve">DOYUN: И ещё. Он добавит одно слово в протокол совета. «Первая продажа — обученному врачу».</w:t>
-      </w:r>
-    </w:p>
-    <w:p>
-      <w:pPr>
-        <w:pStyle w:val="BodyText"/>
-      </w:pPr>
-      <w:r>
-        <w:t xml:space="preserve">IRINA: Одно слово в протоколе. Это я понимаю. Это сильнее, чем обещание.</w:t>
-      </w:r>
-    </w:p>
-    <w:p>
-      <w:pPr>
-        <w:pStyle w:val="BodyText"/>
-      </w:pPr>
-      <w:r>
-        <w:t xml:space="preserve">ALEKSEY: Господин президент, спасибо. Значит, октябрь — доктор Хан. Ноябрь — экзамен. Декабрь — первая продажа.</w:t>
-      </w:r>
-    </w:p>
-    <w:p>
-      <w:pPr>
-        <w:pStyle w:val="BodyText"/>
-      </w:pPr>
-      <w:r>
-        <w:t xml:space="preserve">OLGA: Не «первая продажа». «Возможно, первая продажа». Вы опять обещаете.</w:t>
-      </w:r>
-    </w:p>
-    <w:p>
-      <w:pPr>
-        <w:pStyle w:val="BodyText"/>
-      </w:pPr>
-      <w:r>
-        <w:t xml:space="preserve">ALEKSEY: Хорошо. «План». Без обещаний.</w:t>
-      </w:r>
-    </w:p>
-    <w:p>
-      <w:pPr>
-        <w:pStyle w:val="BodyText"/>
-      </w:pPr>
-      <w:r>
-        <w:t xml:space="preserve">DOYUN: Президент говорит: «План — это хорошо. План с датами — ещё лучше. Пришлите в пятницу».</w:t>
-      </w:r>
-    </w:p>
-    <w:p>
-      <w:pPr>
-        <w:pStyle w:val="BodyText"/>
-      </w:pPr>
-      <w:r>
-        <w:t xml:space="preserve">SOHEE: Можно я? Доктор Хан спрашивает: сколько учеников?</w:t>
-      </w:r>
-    </w:p>
-    <w:p>
-      <w:pPr>
-        <w:pStyle w:val="BodyText"/>
-      </w:pPr>
-      <w:r>
-        <w:t xml:space="preserve">ALEKSEY: Корнилова, её шесть врачей, Алина, Фомина из Тулы. Девять.</w:t>
-      </w:r>
-    </w:p>
-    <w:p>
-      <w:pPr>
-        <w:pStyle w:val="BodyText"/>
-      </w:pPr>
-      <w:r>
-        <w:t xml:space="preserve">SOHEE: Девять. Доктор Хан сказала: «Девять — хорошо. Больше десяти — плохо. Руки не видно».</w:t>
-      </w:r>
-    </w:p>
-    <w:p>
-      <w:pPr>
-        <w:pStyle w:val="BodyText"/>
-      </w:pPr>
-      <w:r>
-        <w:t xml:space="preserve">DOYUN: И последнее. Президент спрашивает про бабушку. Давление?</w:t>
-      </w:r>
-    </w:p>
-    <w:p>
-      <w:pPr>
-        <w:pStyle w:val="BodyText"/>
-      </w:pPr>
-      <w:r>
-        <w:t xml:space="preserve">ALEKSEY: Не знаю. Я еду к ней в субботу. Повезу удостоверение. Копию.</w:t>
-      </w:r>
-    </w:p>
-    <w:p>
-      <w:pPr>
-        <w:pStyle w:val="BodyText"/>
-      </w:pPr>
-      <w:r>
-        <w:t xml:space="preserve">DOYUN: Он говорит: «Повезите ещё одну вещь. Первую коробку с наклейкой. Не для укола. Чтобы увидела».</w:t>
-      </w:r>
-    </w:p>
-    <w:p>
-      <w:pPr>
-        <w:pStyle w:val="BodyText"/>
-      </w:pPr>
-      <w:r>
-        <w:t xml:space="preserve">ALEKSEY: Повезу. Коробку двести двенадцать. Папа сказал: потерянные начинают первыми.</w:t>
+        <w:t xml:space="preserve">ALEKSEY: Стас в белом халате. Я это обязательно запишу.</w:t>
+      </w:r>
+    </w:p>
+    <w:p>
+      <w:pPr>
+        <w:pStyle w:val="BodyText"/>
+      </w:pPr>
+      <w:r>
+        <w:t xml:space="preserve">DOYUN: И ещё он добавит одну фразу в протокол совета: «Первая продажа — обученному врачу».</w:t>
+      </w:r>
+    </w:p>
+    <w:p>
+      <w:pPr>
+        <w:pStyle w:val="BodyText"/>
+      </w:pPr>
+      <w:r>
+        <w:t xml:space="preserve">IRINA: Одна фраза в протоколе — это я понимаю. Это сильнее, чем любое обещание.</w:t>
+      </w:r>
+    </w:p>
+    <w:p>
+      <w:pPr>
+        <w:pStyle w:val="BodyText"/>
+      </w:pPr>
+      <w:r>
+        <w:t xml:space="preserve">ALEKSEY: Господин президент, спасибо. Значит, в октябре доктор Хан, в ноябре экзамен, а в декабре первая продажа.</w:t>
+      </w:r>
+    </w:p>
+    <w:p>
+      <w:pPr>
+        <w:pStyle w:val="BodyText"/>
+      </w:pPr>
+      <w:r>
+        <w:t xml:space="preserve">OLGA: Не «первая продажа», а «возможно, первая продажа». Вы опять обещаете, Алексей Николаевич.</w:t>
+      </w:r>
+    </w:p>
+    <w:p>
+      <w:pPr>
+        <w:pStyle w:val="BodyText"/>
+      </w:pPr>
+      <w:r>
+        <w:t xml:space="preserve">ALEKSEY: Хорошо, пусть это будет «план», без обещаний.</w:t>
+      </w:r>
+    </w:p>
+    <w:p>
+      <w:pPr>
+        <w:pStyle w:val="BodyText"/>
+      </w:pPr>
+      <w:r>
+        <w:t xml:space="preserve">DOYUN: Президент говорит: «План — это хорошо, а план с датами ещё лучше. Пришлите его в пятницу».</w:t>
+      </w:r>
+    </w:p>
+    <w:p>
+      <w:pPr>
+        <w:pStyle w:val="BodyText"/>
+      </w:pPr>
+      <w:r>
+        <w:t xml:space="preserve">SOHEE: Можно я спрошу? Доктор Хан хочет знать, сколько у неё будет учеников.</w:t>
+      </w:r>
+    </w:p>
+    <w:p>
+      <w:pPr>
+        <w:pStyle w:val="BodyText"/>
+      </w:pPr>
+      <w:r>
+        <w:t xml:space="preserve">ALEKSEY: Корнилова, её шесть врачей, Алина и Фомина из Тулы. Всего девять.</w:t>
+      </w:r>
+    </w:p>
+    <w:p>
+      <w:pPr>
+        <w:pStyle w:val="BodyText"/>
+      </w:pPr>
+      <w:r>
+        <w:t xml:space="preserve">SOHEE: Девять. Доктор Хан сказала: «Девять — это хорошо, а больше десяти — плохо, потому что руки не видно».</w:t>
+      </w:r>
+    </w:p>
+    <w:p>
+      <w:pPr>
+        <w:pStyle w:val="BodyText"/>
+      </w:pPr>
+      <w:r>
+        <w:t xml:space="preserve">DOYUN: И последнее: президент спрашивает про бабушку. Какое у неё давление?</w:t>
+      </w:r>
+    </w:p>
+    <w:p>
+      <w:pPr>
+        <w:pStyle w:val="BodyText"/>
+      </w:pPr>
+      <w:r>
+        <w:t xml:space="preserve">ALEKSEY: Пока не знаю. Я еду к ней в субботу и повезу копию удостоверения.</w:t>
+      </w:r>
+    </w:p>
+    <w:p>
+      <w:pPr>
+        <w:pStyle w:val="BodyText"/>
+      </w:pPr>
+      <w:r>
+        <w:t xml:space="preserve">DOYUN: Он говорит: «Повезите ещё одну вещь: первую коробку с наклейкой. Не для укола, а чтобы она увидела».</w:t>
+      </w:r>
+    </w:p>
+    <w:p>
+      <w:pPr>
+        <w:pStyle w:val="BodyText"/>
+      </w:pPr>
+      <w:r>
+        <w:t xml:space="preserve">ALEKSEY: Обязательно повезу коробку двести двенадцать. Папа сказал, что потерянные начинают первыми.</w:t>
       </w:r>
     </w:p>
     <w:bookmarkEnd w:id="24"/>
@@ -1370,119 +1370,119 @@
         <w:pStyle w:val="FirstParagraph"/>
       </w:pPr>
       <w:r>
-        <w:t xml:space="preserve">VERA: Алёша. Приехал. И с коробкой. Это что, тот самый гель?</w:t>
-      </w:r>
-    </w:p>
-    <w:p>
-      <w:pPr>
-        <w:pStyle w:val="BodyText"/>
-      </w:pPr>
-      <w:r>
-        <w:t xml:space="preserve">ALEKSEY: Тот самый, бабушка. Первая коробка. С наклейкой. Папа клеил. Ровно.</w:t>
-      </w:r>
-    </w:p>
-    <w:p>
-      <w:pPr>
-        <w:pStyle w:val="BodyText"/>
-      </w:pPr>
-      <w:r>
-        <w:t xml:space="preserve">VERA: Ровно. Николай всегда клеил ровно. Даже обои. Дай посмотреть. «Мост Медикал». Номер. Всё по-русски.</w:t>
-      </w:r>
-    </w:p>
-    <w:p>
-      <w:pPr>
-        <w:pStyle w:val="BodyText"/>
-      </w:pPr>
-      <w:r>
-        <w:t xml:space="preserve">ALEKSEY: И удостоверение. Копия. Повесишь?</w:t>
-      </w:r>
-    </w:p>
-    <w:p>
-      <w:pPr>
-        <w:pStyle w:val="BodyText"/>
-      </w:pPr>
-      <w:r>
-        <w:t xml:space="preserve">VERA: Повешу. Рядом с моим дипломом фельдшера. Не выше. Рядом.</w:t>
-      </w:r>
-    </w:p>
-    <w:p>
-      <w:pPr>
-        <w:pStyle w:val="BodyText"/>
-      </w:pPr>
-      <w:r>
-        <w:t xml:space="preserve">ALEKSEY: Бабушка, первой продажи нет. Корнилова не купила. А я не продал Алине.</w:t>
-      </w:r>
-    </w:p>
-    <w:p>
-      <w:pPr>
-        <w:pStyle w:val="BodyText"/>
-      </w:pPr>
-      <w:r>
-        <w:t xml:space="preserve">VERA: Почему?</w:t>
-      </w:r>
-    </w:p>
-    <w:p>
-      <w:pPr>
-        <w:pStyle w:val="BodyText"/>
-      </w:pPr>
-      <w:r>
-        <w:t xml:space="preserve">ALEKSEY: Без обучения. Твой вопрос, бабушка. Полтора года назад. Разрешил бы я уколоть тебя.</w:t>
-      </w:r>
-    </w:p>
-    <w:p>
-      <w:pPr>
-        <w:pStyle w:val="BodyText"/>
-      </w:pPr>
-      <w:r>
-        <w:t xml:space="preserve">VERA: Помню. И что ты теперь ответишь? Разрешил бы?</w:t>
-      </w:r>
-    </w:p>
-    <w:p>
-      <w:pPr>
-        <w:pStyle w:val="BodyText"/>
-      </w:pPr>
-      <w:r>
-        <w:t xml:space="preserve">ALEKSEY: Завод — видел. Документы — вот. Обученного врача — пока нет. Значит, пока нет. В декабре — может быть.</w:t>
-      </w:r>
-    </w:p>
-    <w:p>
-      <w:pPr>
-        <w:pStyle w:val="BodyText"/>
-      </w:pPr>
-      <w:r>
-        <w:t xml:space="preserve">VERA: Вот. Теперь ты продавец.</w:t>
-      </w:r>
-    </w:p>
-    <w:p>
-      <w:pPr>
-        <w:pStyle w:val="BodyText"/>
-      </w:pPr>
-      <w:r>
-        <w:t xml:space="preserve">ALEKSEY: Продавец, который ничего не продал?</w:t>
-      </w:r>
-    </w:p>
-    <w:p>
-      <w:pPr>
-        <w:pStyle w:val="BodyText"/>
-      </w:pPr>
-      <w:r>
-        <w:t xml:space="preserve">VERA: Продавец, который знает, когда не продавать. Сорок лет ко мне приходили с «очень хорошим средством». Хороших продавцов было двое. Оба умели говорить «рано». Первая продажа — это когда ты отказал, Алёша. Остальные будут легче.</w:t>
-      </w:r>
-    </w:p>
-    <w:p>
-      <w:pPr>
-        <w:pStyle w:val="BodyText"/>
-      </w:pPr>
-      <w:r>
-        <w:t xml:space="preserve">ALEKSEY: Будут. В декабре. Если доктор Хан, Корнилова и экзамен.</w:t>
-      </w:r>
-    </w:p>
-    <w:p>
-      <w:pPr>
-        <w:pStyle w:val="BodyText"/>
-      </w:pPr>
-      <w:r>
-        <w:t xml:space="preserve">VERA: Не «если». «Когда». Это тебе от бабушки, а не от Ольги. Ставь чайник, продавец. Давление сегодня — сто двадцать на восемьдесят. Как у молодой. Записывай в мой журнал, Алёша.</w:t>
+        <w:t xml:space="preserve">VERA: Алёша, приехал! И с коробкой. Это что, тот самый гель?</w:t>
+      </w:r>
+    </w:p>
+    <w:p>
+      <w:pPr>
+        <w:pStyle w:val="BodyText"/>
+      </w:pPr>
+      <w:r>
+        <w:t xml:space="preserve">ALEKSEY: Тот самый, бабушка: первая коробка, с наклейкой. Папа клеил, ровно.</w:t>
+      </w:r>
+    </w:p>
+    <w:p>
+      <w:pPr>
+        <w:pStyle w:val="BodyText"/>
+      </w:pPr>
+      <w:r>
+        <w:t xml:space="preserve">VERA: Ровно. Николай всегда клеил ровно, даже обои. Дай-ка посмотреть: «Мост Медикал», номер, и всё по-русски.</w:t>
+      </w:r>
+    </w:p>
+    <w:p>
+      <w:pPr>
+        <w:pStyle w:val="BodyText"/>
+      </w:pPr>
+      <w:r>
+        <w:t xml:space="preserve">ALEKSEY: А вот ещё копия удостоверения. Ты её повесишь?</w:t>
+      </w:r>
+    </w:p>
+    <w:p>
+      <w:pPr>
+        <w:pStyle w:val="BodyText"/>
+      </w:pPr>
+      <w:r>
+        <w:t xml:space="preserve">VERA: Повешу рядом с моим дипломом фельдшера. Не выше, а рядом.</w:t>
+      </w:r>
+    </w:p>
+    <w:p>
+      <w:pPr>
+        <w:pStyle w:val="BodyText"/>
+      </w:pPr>
+      <w:r>
+        <w:t xml:space="preserve">ALEKSEY: Бабушка, первой продажи у нас нет. Корнилова не купила, а я не продал Алине.</w:t>
+      </w:r>
+    </w:p>
+    <w:p>
+      <w:pPr>
+        <w:pStyle w:val="BodyText"/>
+      </w:pPr>
+      <w:r>
+        <w:t xml:space="preserve">VERA: А почему ты ей не продал? Она же хотела купить.</w:t>
+      </w:r>
+    </w:p>
+    <w:p>
+      <w:pPr>
+        <w:pStyle w:val="BodyText"/>
+      </w:pPr>
+      <w:r>
+        <w:t xml:space="preserve">ALEKSEY: Потому что без обучения. Это твой вопрос, бабушка, полтора года назад: разрешил бы я уколоть тебя.</w:t>
+      </w:r>
+    </w:p>
+    <w:p>
+      <w:pPr>
+        <w:pStyle w:val="BodyText"/>
+      </w:pPr>
+      <w:r>
+        <w:t xml:space="preserve">VERA: Помню. И что ты теперь мне ответишь? Разрешил бы?</w:t>
+      </w:r>
+    </w:p>
+    <w:p>
+      <w:pPr>
+        <w:pStyle w:val="BodyText"/>
+      </w:pPr>
+      <w:r>
+        <w:t xml:space="preserve">ALEKSEY: Завод я видел, документы — вот они, а обученного врача пока нет. Значит, пока нет. В декабре — может быть.</w:t>
+      </w:r>
+    </w:p>
+    <w:p>
+      <w:pPr>
+        <w:pStyle w:val="BodyText"/>
+      </w:pPr>
+      <w:r>
+        <w:t xml:space="preserve">VERA: Вот. Теперь ты настоящий продавец, Алёша.</w:t>
+      </w:r>
+    </w:p>
+    <w:p>
+      <w:pPr>
+        <w:pStyle w:val="BodyText"/>
+      </w:pPr>
+      <w:r>
+        <w:t xml:space="preserve">ALEKSEY: Продавец, который ничего не продал? Разве так бывает?</w:t>
+      </w:r>
+    </w:p>
+    <w:p>
+      <w:pPr>
+        <w:pStyle w:val="BodyText"/>
+      </w:pPr>
+      <w:r>
+        <w:t xml:space="preserve">VERA: Продавец, который знает, когда не продавать. Сорок лет ко мне приходили с «очень хорошим средством», и хороших продавцов было только двое. Оба умели говорить «рано». Первая продажа — это когда ты отказал, Алёша. Остальные будут легче.</w:t>
+      </w:r>
+    </w:p>
+    <w:p>
+      <w:pPr>
+        <w:pStyle w:val="BodyText"/>
+      </w:pPr>
+      <w:r>
+        <w:t xml:space="preserve">ALEKSEY: Будут, в декабре. Если будут доктор Хан, Корнилова и экзамен.</w:t>
+      </w:r>
+    </w:p>
+    <w:p>
+      <w:pPr>
+        <w:pStyle w:val="BodyText"/>
+      </w:pPr>
+      <w:r>
+        <w:t xml:space="preserve">VERA: Не «если», а «когда». Это тебе от бабушки, а не от Ольги. Ставь чайник, продавец. Давление сегодня сто двадцать на восемьдесят, как у молодой. Записывай в мой журнал, Алёша, аккуратно и ровно.</w:t>
       </w:r>
     </w:p>
     <w:p>
@@ -2338,7 +2338,7 @@
         <w:t xml:space="preserve">“</w:t>
       </w:r>
       <w:r>
-        <w:t xml:space="preserve">Я колю двадцать лет другими гелями. Вашим — ни разу. Вязкость другая, сшивка другая, игла другая. Рука, которая привыкла к европейскому гелю, с вашим ошибётся. Особенно на тонкой коже. Вы это знаете лучше меня — седьмая страница.</w:t>
+        <w:t xml:space="preserve">Я колю двадцать лет другими гелями, а вашим — ни разу. Вязкость другая, сшивка другая, игла другая. Рука, которая привыкла к европейскому гелю, с вашим ошибётся, особенно на тонкой коже. Вы это знаете лучше меня: седьмая страница.</w:t>
       </w:r>
       <w:r>
         <w:t xml:space="preserve">”</w:t>
@@ -2418,19 +2418,19 @@
               <w:jc w:val="left"/>
             </w:pPr>
             <w:r>
-              <w:t xml:space="preserve">Я колю двадцать лет другими гелями. Вашим — ни разу.</w:t>
-            </w:r>
-          </w:p>
-        </w:tc>
-        <w:tc>
-          <w:tcPr/>
-          <w:p>
-            <w:pPr>
-              <w:pStyle w:val="Compact"/>
-              <w:jc w:val="left"/>
-            </w:pPr>
-            <w:r>
-              <w:t xml:space="preserve">조격(гелями) + 동사 생략</w:t>
+              <w:t xml:space="preserve">Я колю двадцать лет другими гелями, а вашим — ни разу.</w:t>
+            </w:r>
+          </w:p>
+        </w:tc>
+        <w:tc>
+          <w:tcPr/>
+          <w:p>
+            <w:pPr>
+              <w:pStyle w:val="Compact"/>
+              <w:jc w:val="left"/>
+            </w:pPr>
+            <w:r>
+              <w:t xml:space="preserve">조격(гелями) + а + 동사 생략</w:t>
             </w:r>
           </w:p>
         </w:tc>
@@ -2494,7 +2494,7 @@
               <w:jc w:val="left"/>
             </w:pPr>
             <w:r>
-              <w:t xml:space="preserve">Рука, которая привыкла к…, с вашим ошибётся.</w:t>
+              <w:t xml:space="preserve">Рука, которая привыкла к…, с вашим ошибётся,</w:t>
             </w:r>
           </w:p>
         </w:tc>
@@ -2532,7 +2532,7 @@
               <w:jc w:val="left"/>
             </w:pPr>
             <w:r>
-              <w:t xml:space="preserve">Особенно на тонкой коже.</w:t>
+              <w:t xml:space="preserve">особенно на тонкой коже.</w:t>
             </w:r>
           </w:p>
         </w:tc>
@@ -2570,7 +2570,7 @@
               <w:jc w:val="left"/>
             </w:pPr>
             <w:r>
-              <w:t xml:space="preserve">Вы это знаете лучше меня — седьмая страница.</w:t>
+              <w:t xml:space="preserve">Вы это знаете лучше меня: седьмая страница.</w:t>
             </w:r>
           </w:p>
         </w:tc>
@@ -2606,7 +2606,7 @@
         <w:t xml:space="preserve">“</w:t>
       </w:r>
       <w:r>
-        <w:t xml:space="preserve">Я … лет работаю с…. С вашим — ни разу. X другой, Y другой. …, который привык к…, ошибётся. Вы это знаете лучше меня.</w:t>
+        <w:t xml:space="preserve">Я … лет работаю с…, а с вашим — ни разу. X другой, Y другой. …, который привык к…, ошибётся, особенно… Вы это знаете лучше меня.</w:t>
       </w:r>
       <w:r>
         <w:t xml:space="preserve">”</w:t>
@@ -2625,7 +2625,7 @@
         <w:t xml:space="preserve"> </w:t>
       </w:r>
       <w:r>
-        <w:t xml:space="preserve">ни разу · которая привыкла к · особенно</w:t>
+        <w:t xml:space="preserve">а(그런데) · ни разу · которая привыкла к · особенно</w:t>
       </w:r>
       <w:r>
         <w:t xml:space="preserve"> </w:t>
@@ -2641,7 +2641,7 @@
         <w:t xml:space="preserve"> </w:t>
       </w:r>
       <w:r>
-        <w:t xml:space="preserve">새 제품 도입 전에 교육을 요구하는 이유를 설명하는 25~30단어 문장 만들기.</w:t>
+        <w:t xml:space="preserve">새 제품 도입 전에 교육을 요구하는 이유를 설명하는 30~50단어 발화 만들기.</w:t>
       </w:r>
     </w:p>
     <w:bookmarkEnd w:id="30"/>
@@ -3078,119 +3078,119 @@
         <w:pStyle w:val="FirstParagraph"/>
       </w:pPr>
       <w:r>
-        <w:t xml:space="preserve">이리나: 좋은 아침이에요. 물건은 포돌스크 창고에 있어요. 3,500개. 스티커 붙은 채로. 자유 유통 상태.</w:t>
-      </w:r>
-    </w:p>
-    <w:p>
-      <w:pPr>
-        <w:pStyle w:val="BodyText"/>
-      </w:pPr>
-      <w:r>
-        <w:t xml:space="preserve">알렉세이: 포돌스크. 모스크바에 창고가 있을 줄 알았어요.</w:t>
-      </w:r>
-    </w:p>
-    <w:p>
-      <w:pPr>
-        <w:pStyle w:val="BodyText"/>
-      </w:pPr>
-      <w:r>
-        <w:t xml:space="preserve">이리나: 물류 하는 사람들한텐 포돌스크도 모스크바예요. 그리고 반값이죠. 여기 가격표. 첫 번째.</w:t>
-      </w:r>
-    </w:p>
-    <w:p>
-      <w:pPr>
-        <w:pStyle w:val="BodyText"/>
-      </w:pPr>
-      <w:r>
-        <w:t xml:space="preserve">알렉세이: 주사기 하나에 9천. 냅킨에 적은 그대로네요. 1년 반 전에.</w:t>
-      </w:r>
-    </w:p>
-    <w:p>
-      <w:pPr>
-        <w:pStyle w:val="BodyText"/>
-      </w:pPr>
-      <w:r>
-        <w:t xml:space="preserve">이리나: 냅킨 그대로죠. 다만 이제는 부가세, 배송비, 그리고 내가 세 번 확인한 마진이 들어 있어요.</w:t>
-      </w:r>
-    </w:p>
-    <w:p>
-      <w:pPr>
-        <w:pStyle w:val="BodyText"/>
-      </w:pPr>
-      <w:r>
-        <w:t xml:space="preserve">올가: 공급 계약서. 읽었어요. 구매자 면허 조항 — 있어요. 반품 조항 — 있어요.</w:t>
-      </w:r>
-    </w:p>
-    <w:p>
-      <w:pPr>
-        <w:pStyle w:val="BodyText"/>
-      </w:pPr>
-      <w:r>
-        <w:t xml:space="preserve">이리나: 결제 조항: 계좌 이체만. 기업 협약 1항이 — 모든 고객 계약에 들어가요.</w:t>
-      </w:r>
-    </w:p>
-    <w:p>
-      <w:pPr>
-        <w:pStyle w:val="BodyText"/>
-      </w:pPr>
-      <w:r>
-        <w:t xml:space="preserve">알렉세이: 본론으로 갑시다. 첫 판매. 누구한테요?</w:t>
-      </w:r>
-    </w:p>
-    <w:p>
-      <w:pPr>
-        <w:pStyle w:val="BodyText"/>
-      </w:pPr>
-      <w:r>
-        <w:t xml:space="preserve">올가: 누군지 알잖아요. 첫날부터 알았잖아요.</w:t>
-      </w:r>
-    </w:p>
-    <w:p>
-      <w:pPr>
-        <w:pStyle w:val="BodyText"/>
-      </w:pPr>
-      <w:r>
-        <w:t xml:space="preserve">알렉세이: 코르닐로바. 오늘 6시. 본인이 직접 잡았어요.</w:t>
-      </w:r>
-    </w:p>
-    <w:p>
-      <w:pPr>
-        <w:pStyle w:val="BodyText"/>
-      </w:pPr>
-      <w:r>
-        <w:t xml:space="preserve">이리나: 계약서 두 부 가져가요. 그리고 청구서. 수량 칸은 비워 두고.</w:t>
-      </w:r>
-    </w:p>
-    <w:p>
-      <w:pPr>
-        <w:pStyle w:val="BodyText"/>
-      </w:pPr>
-      <w:r>
-        <w:t xml:space="preserve">알렉세이: 왜 비워 둬요?</w:t>
-      </w:r>
-    </w:p>
-    <w:p>
-      <w:pPr>
-        <w:pStyle w:val="BodyText"/>
-      </w:pPr>
-      <w:r>
-        <w:t xml:space="preserve">이리나: 수량은 그분이 말할 거니까요. 당신 말고. 당신은 몇 개를 원해요?</w:t>
-      </w:r>
-    </w:p>
-    <w:p>
-      <w:pPr>
-        <w:pStyle w:val="BodyText"/>
-      </w:pPr>
-      <w:r>
-        <w:t xml:space="preserve">알렉세이: 50개. 아니, 100개. 아니에요. 그분이 말하게 하죠.</w:t>
-      </w:r>
-    </w:p>
-    <w:p>
-      <w:pPr>
-        <w:pStyle w:val="BodyText"/>
-      </w:pPr>
-      <w:r>
-        <w:t xml:space="preserve">올가: 맞아요. 숫자는 구매자가, 가격은 판매자가 말해요. 「할 수 있다」 때처럼 헷갈리지 마요.</w:t>
+        <w:t xml:space="preserve">이리나: 좋은 아침이에요. 물건은 벌써 포돌스크 창고에 있어요. 주사기 3,500개, 스티커 붙은 채로, 자유 유통 상태예요.</w:t>
+      </w:r>
+    </w:p>
+    <w:p>
+      <w:pPr>
+        <w:pStyle w:val="BodyText"/>
+      </w:pPr>
+      <w:r>
+        <w:t xml:space="preserve">알렉세이: 포돌스크요? 전 왠지 창고가 모스크바 안에 있을 줄 알았어요.</w:t>
+      </w:r>
+    </w:p>
+    <w:p>
+      <w:pPr>
+        <w:pStyle w:val="BodyText"/>
+      </w:pPr>
+      <w:r>
+        <w:t xml:space="preserve">이리나: 물류 하는 사람들한텐 포돌스크도 모스크바예요. 대신 반값이죠. 그리고 여기 우리 가격표, 맨 첫 번째예요.</w:t>
+      </w:r>
+    </w:p>
+    <w:p>
+      <w:pPr>
+        <w:pStyle w:val="BodyText"/>
+      </w:pPr>
+      <w:r>
+        <w:t xml:space="preserve">알렉세이: 주사기 하나에 9천, 1년 반 전 그 냅킨에 쓴 그대로네요.</w:t>
+      </w:r>
+    </w:p>
+    <w:p>
+      <w:pPr>
+        <w:pStyle w:val="BodyText"/>
+      </w:pPr>
+      <w:r>
+        <w:t xml:space="preserve">이리나: 냅킨 그대로예요. 다만 이제 부가세, 배송비, 그리고 제가 세 번 확인한 마진이 들어갔어요.</w:t>
+      </w:r>
+    </w:p>
+    <w:p>
+      <w:pPr>
+        <w:pStyle w:val="BodyText"/>
+      </w:pPr>
+      <w:r>
+        <w:t xml:space="preserve">올가: 공급 계약서는 읽었어요. 구매자 면허 조항도 있고, 반품 조항도 있어요.</w:t>
+      </w:r>
+    </w:p>
+    <w:p>
+      <w:pPr>
+        <w:pStyle w:val="BodyText"/>
+      </w:pPr>
+      <w:r>
+        <w:t xml:space="preserve">이리나: 그리고 결제 조항엔 계좌 이체만이요. 회사 협약 1조가 이제 모든 고객 계약서에 들어가 있어요.</w:t>
+      </w:r>
+    </w:p>
+    <w:p>
+      <w:pPr>
+        <w:pStyle w:val="BodyText"/>
+      </w:pPr>
+      <w:r>
+        <w:t xml:space="preserve">알렉세이: 본론으로 갑시다. 첫 판매는 누구한테 해요?</w:t>
+      </w:r>
+    </w:p>
+    <w:p>
+      <w:pPr>
+        <w:pStyle w:val="BodyText"/>
+      </w:pPr>
+      <w:r>
+        <w:t xml:space="preserve">올가: 누군지 알잖아요. 맨 첫날부터 알았잖아요.</w:t>
+      </w:r>
+    </w:p>
+    <w:p>
+      <w:pPr>
+        <w:pStyle w:val="BodyText"/>
+      </w:pPr>
+      <w:r>
+        <w:t xml:space="preserve">알렉세이: 코르닐로바요. 오늘 6시, 그분이 직접 시간을 정했어요.</w:t>
+      </w:r>
+    </w:p>
+    <w:p>
+      <w:pPr>
+        <w:pStyle w:val="BodyText"/>
+      </w:pPr>
+      <w:r>
+        <w:t xml:space="preserve">이리나: 계약서 두 부랑 수량 칸을 비워 둔 청구서를 가져가세요.</w:t>
+      </w:r>
+    </w:p>
+    <w:p>
+      <w:pPr>
+        <w:pStyle w:val="BodyText"/>
+      </w:pPr>
+      <w:r>
+        <w:t xml:space="preserve">알렉세이: 수량 칸은 왜 비워 둬야 해요?</w:t>
+      </w:r>
+    </w:p>
+    <w:p>
+      <w:pPr>
+        <w:pStyle w:val="BodyText"/>
+      </w:pPr>
+      <w:r>
+        <w:t xml:space="preserve">이리나: 수량은 당신이 아니라 그분이 말할 거니까요. 당신은 몇 개를 원해요?</w:t>
+      </w:r>
+    </w:p>
+    <w:p>
+      <w:pPr>
+        <w:pStyle w:val="BodyText"/>
+      </w:pPr>
+      <w:r>
+        <w:t xml:space="preserve">알렉세이: 쉰 개요. 아니, 백 개가 낫겠어요. 아니요, 그분이 직접 말하게 할게요.</w:t>
+      </w:r>
+    </w:p>
+    <w:p>
+      <w:pPr>
+        <w:pStyle w:val="BodyText"/>
+      </w:pPr>
+      <w:r>
+        <w:t xml:space="preserve">올가: 맞아요. 숫자는 구매자가 말하고, 가격은 판매자가 말해요. 그때 「해낼 거예요」처럼 헷갈리지 마요. 첫 판매는 딱 한 번뿐이고, 모스크바에서도 서울에서도 모두가 기억할 테니까요.</w:t>
       </w:r>
     </w:p>
     <w:bookmarkEnd w:id="33"/>
@@ -3208,279 +3208,279 @@
         <w:pStyle w:val="FirstParagraph"/>
       </w:pPr>
       <w:r>
-        <w:t xml:space="preserve">코르닐로바: 앉아요, 알렉세이. 서류철이 보이네요. 그리고 긴장한 것도 보여요.</w:t>
-      </w:r>
-    </w:p>
-    <w:p>
-      <w:pPr>
-        <w:pStyle w:val="BodyText"/>
-      </w:pPr>
-      <w:r>
-        <w:t xml:space="preserve">알렉세이: 긴장돼요. 첫 번째니까요. 엘레나 빅토로브나, 계약서, 가격표, 청구서예요. 수량은 — 원장님 몫이에요.</w:t>
-      </w:r>
-    </w:p>
-    <w:p>
-      <w:pPr>
-        <w:pStyle w:val="BodyText"/>
-      </w:pPr>
-      <w:r>
-        <w:t xml:space="preserve">코르닐로바: 수량은 내 몫. 좋아요. 가격은 — 9천?</w:t>
-      </w:r>
-    </w:p>
-    <w:p>
-      <w:pPr>
-        <w:pStyle w:val="BodyText"/>
-      </w:pPr>
-      <w:r>
-        <w:t xml:space="preserve">알렉세이: 9천이요. 할인 없이, 보너스 없이, 여행 없이. 전부 계약서에 있어요.</w:t>
-      </w:r>
-    </w:p>
-    <w:p>
-      <w:pPr>
-        <w:pStyle w:val="BodyText"/>
-      </w:pPr>
-      <w:r>
-        <w:t xml:space="preserve">코르닐로바: 알아요. 1년 전에 당신 규칙을 읽었어요. 이제 내 규칙을 들어요.</w:t>
-      </w:r>
-    </w:p>
-    <w:p>
-      <w:pPr>
-        <w:pStyle w:val="BodyText"/>
-      </w:pPr>
-      <w:r>
-        <w:t xml:space="preserve">알렉세이: 듣겠습니다.</w:t>
-      </w:r>
-    </w:p>
-    <w:p>
-      <w:pPr>
-        <w:pStyle w:val="BodyText"/>
-      </w:pPr>
-      <w:r>
-        <w:t xml:space="preserve">코르닐로바: 교육 없이는 안 삽니다.</w:t>
-      </w:r>
-    </w:p>
-    <w:p>
-      <w:pPr>
-        <w:pStyle w:val="BodyText"/>
-      </w:pPr>
-      <w:r>
-        <w:t xml:space="preserve">알렉세이: 교육이요? 그런데 원장님은… 20년째 주사하시잖아요. 알리나도 가르치셨고요.</w:t>
-      </w:r>
-    </w:p>
-    <w:p>
-      <w:pPr>
-        <w:pStyle w:val="BodyText"/>
-      </w:pPr>
-      <w:r>
-        <w:t xml:space="preserve">코르닐로바: 20년째 다른 젤로 놓았죠. 당신 젤로는 — 한 번도 없어요. 점도가 다르고, 가교가 다르고, 바늘이 달라요. 유럽 젤에 익숙한 손은 당신 젤로 실수할 거예요. 특히 얇은 피부에서. 그건 나보다 당신이 더 잘 알죠 — 7쪽.</w:t>
-      </w:r>
-    </w:p>
-    <w:p>
-      <w:pPr>
-        <w:pStyle w:val="BodyText"/>
-      </w:pPr>
-      <w:r>
-        <w:t xml:space="preserve">알렉세이: 원장님이 직접 써 보시려고 사실 줄 알았어요. 시험 삼아.</w:t>
-      </w:r>
-    </w:p>
-    <w:p>
-      <w:pPr>
-        <w:pStyle w:val="BodyText"/>
-      </w:pPr>
-      <w:r>
-        <w:t xml:space="preserve">코르닐로바: 시험 삼아 — 누구한테요? 환자한테? 환자는 시험이 아니에요.</w:t>
-      </w:r>
-    </w:p>
-    <w:p>
-      <w:pPr>
-        <w:pStyle w:val="BodyText"/>
-      </w:pPr>
-      <w:r>
-        <w:t xml:space="preserve">알렉세이: 죄송해요. 맞는 말씀이에요.</w:t>
-      </w:r>
-    </w:p>
-    <w:p>
-      <w:pPr>
-        <w:pStyle w:val="BodyText"/>
-      </w:pPr>
-      <w:r>
-        <w:t xml:space="preserve">코르닐로바: 그리고 난 나를 위해 사는 게 아니에요. 우리 의사가 여섯 명이에요. 둘은 젊어요. 바로 그 사람들을 위해 사는 거죠. 그런데 그 사람들은 당신 젤을 사진으로도 본 적이 없어요.</w:t>
-      </w:r>
-    </w:p>
-    <w:p>
-      <w:pPr>
-        <w:pStyle w:val="BodyText"/>
-      </w:pPr>
-      <w:r>
-        <w:t xml:space="preserve">알렉세이: 한국인 트레이너가 10월에 와요. 한 원장님이요.</w:t>
-      </w:r>
-    </w:p>
-    <w:p>
-      <w:pPr>
-        <w:pStyle w:val="BodyText"/>
-      </w:pPr>
-      <w:r>
-        <w:t xml:space="preserve">코르닐로바: 알아요. 트레이너 한 명, 사흘. 그걸론 부족해요.</w:t>
-      </w:r>
-    </w:p>
-    <w:p>
-      <w:pPr>
-        <w:pStyle w:val="BodyText"/>
-      </w:pPr>
-      <w:r>
-        <w:t xml:space="preserve">알렉세이: 얼마나 필요하세요?</w:t>
-      </w:r>
-    </w:p>
-    <w:p>
-      <w:pPr>
-        <w:pStyle w:val="BodyText"/>
-      </w:pPr>
-      <w:r>
-        <w:t xml:space="preserve">코르닐로바: 「얼마나」가 아니라 「어떻게」요. 이론 — 해부학, 깊이, 합병증. 실습 — 모형으로, 그다음 감독하에, 환자에게. 히알루로니다아제 프로토콜 — 진료실마다. 그리고 시험. 시험 없으면 — 수료증 없음. 수료증 없으면 — 의사는 당신 젤을 놓지 않아요.</w:t>
-      </w:r>
-    </w:p>
-    <w:p>
-      <w:pPr>
-        <w:pStyle w:val="BodyText"/>
-      </w:pPr>
-      <w:r>
-        <w:t xml:space="preserve">알렉세이: 시험이요. 누가 시험을 봐요?</w:t>
-      </w:r>
-    </w:p>
-    <w:p>
-      <w:pPr>
-        <w:pStyle w:val="BodyText"/>
-      </w:pPr>
-      <w:r>
-        <w:t xml:space="preserve">코르닐로바: 처음엔 — 한 원장. 그다음엔 — 나. 그다음엔 — 내가 가르친 사람들. 그렇게 선생이 자라요.</w:t>
-      </w:r>
-    </w:p>
-    <w:p>
-      <w:pPr>
-        <w:pStyle w:val="BodyText"/>
-      </w:pPr>
-      <w:r>
-        <w:t xml:space="preserve">알렉세이: 몇 달 걸리겠네요. 서울은 연말까지 첫 판매를 기다려요.</w:t>
-      </w:r>
-    </w:p>
-    <w:p>
-      <w:pPr>
-        <w:pStyle w:val="BodyText"/>
-      </w:pPr>
-      <w:r>
-        <w:t xml:space="preserve">코르닐로바: 서울은 기다리죠. 결절 생긴 환자는 안 기다려요. 누가 더 무서워요?</w:t>
-      </w:r>
-    </w:p>
-    <w:p>
-      <w:pPr>
-        <w:pStyle w:val="BodyText"/>
-      </w:pPr>
-      <w:r>
-        <w:t xml:space="preserve">알렉세이: 솔직히요? 오늘은 — 서울이요. 내일은 아마 — 환자요.</w:t>
-      </w:r>
-    </w:p>
-    <w:p>
-      <w:pPr>
-        <w:pStyle w:val="BodyText"/>
-      </w:pPr>
-      <w:r>
-        <w:t xml:space="preserve">코르닐로바: 솔직하네요. 좋아요. 그럼 기억해요: 오늘 나한테 팔면, 1년 뒤엔 환자만 무서울 거예요. 매일. 하지만 교육하면 — 잠을 잘 수 있어요. 난 가르치니까 20년째 잠을 자요.</w:t>
-      </w:r>
-    </w:p>
-    <w:p>
-      <w:pPr>
-        <w:pStyle w:val="BodyText"/>
-      </w:pPr>
-      <w:r>
-        <w:t xml:space="preserve">알렉세이: 알겠어요. 그럼 먼저 교육. 그다음은요?</w:t>
-      </w:r>
-    </w:p>
-    <w:p>
-      <w:pPr>
-        <w:pStyle w:val="BodyText"/>
-      </w:pPr>
-      <w:r>
-        <w:t xml:space="preserve">코르닐로바: 그다음 — 계약. 당신 조건대로. 9천, 계좌 이체, 여행 없음.</w:t>
-      </w:r>
-    </w:p>
-    <w:p>
-      <w:pPr>
-        <w:pStyle w:val="BodyText"/>
-      </w:pPr>
-      <w:r>
-        <w:t xml:space="preserve">알렉세이: 수량은요?</w:t>
-      </w:r>
-    </w:p>
-    <w:p>
-      <w:pPr>
-        <w:pStyle w:val="BodyText"/>
-      </w:pPr>
-      <w:r>
-        <w:t xml:space="preserve">코르닐로바: 수량은 시험 뒤에 말할게요. 의사가 몇 명 합격하느냐 — 그만큼 상자.</w:t>
-      </w:r>
-    </w:p>
-    <w:p>
-      <w:pPr>
-        <w:pStyle w:val="BodyText"/>
-      </w:pPr>
-      <w:r>
-        <w:t xml:space="preserve">알렉세이: 그럼 오늘은 계약서에 서명 안 하는 거네요.</w:t>
-      </w:r>
-    </w:p>
-    <w:p>
-      <w:pPr>
-        <w:pStyle w:val="BodyText"/>
-      </w:pPr>
-      <w:r>
-        <w:t xml:space="preserve">코르닐로바: 오늘은 다른 걸 서명해요. 내 교육 계획. 여기요. 여섯 개 모듈. 이게 조건이에요.</w:t>
-      </w:r>
-    </w:p>
-    <w:p>
-      <w:pPr>
-        <w:pStyle w:val="BodyText"/>
-      </w:pPr>
-      <w:r>
-        <w:t xml:space="preserve">알렉세이: 여섯 개 모듈. 미리 써 두셨어요?</w:t>
-      </w:r>
-    </w:p>
-    <w:p>
-      <w:pPr>
-        <w:pStyle w:val="BodyText"/>
-      </w:pPr>
-      <w:r>
-        <w:t xml:space="preserve">코르닐로바: 등록증 나온 날에요. 당신이 계약서를 들고 올 걸 알았어요. 그리고 내가 뭐라고 할지도 알았고요.</w:t>
-      </w:r>
-    </w:p>
-    <w:p>
-      <w:pPr>
-        <w:pStyle w:val="BodyText"/>
-      </w:pPr>
-      <w:r>
-        <w:t xml:space="preserve">알렉세이: 제가 동의하지 않았다면요?</w:t>
-      </w:r>
-    </w:p>
-    <w:p>
-      <w:pPr>
-        <w:pStyle w:val="BodyText"/>
-      </w:pPr>
-      <w:r>
-        <w:t xml:space="preserve">코르닐로바: 그럼 당신은 내가 관찰 프로토콜에 서명해 준 그 사람이 아니었겠죠. 하지만 동의할 거예요. 할머니 얘기를 할 때 당신 얼굴을 봤거든요. 1년 전, 이 방에서.</w:t>
-      </w:r>
-    </w:p>
-    <w:p>
-      <w:pPr>
-        <w:pStyle w:val="BodyText"/>
-      </w:pPr>
-      <w:r>
-        <w:t xml:space="preserve">알렉세이: 동의합니다. 교육이 — 먼저. 판매는 — 그다음.</w:t>
-      </w:r>
-    </w:p>
-    <w:p>
-      <w:pPr>
-        <w:pStyle w:val="BodyText"/>
-      </w:pPr>
-      <w:r>
-        <w:t xml:space="preserve">코르닐로바: 그럼 이게 첫 번째 좋은 판매예요. 당신은 나한테 젤을 판 게 아니에요. 교육을 판 거죠.</w:t>
+        <w:t xml:space="preserve">코르닐로바: 앉아요, 알렉세이. 서류철도 보이고, 긴장한 것도 보이네요.</w:t>
+      </w:r>
+    </w:p>
+    <w:p>
+      <w:pPr>
+        <w:pStyle w:val="BodyText"/>
+      </w:pPr>
+      <w:r>
+        <w:t xml:space="preserve">알렉세이: 긴장돼요, 첫 판매니까요. 엘레나 빅토로브나, 여기 계약서, 가격표, 청구서예요. 수량은 선생님이 정하세요.</w:t>
+      </w:r>
+    </w:p>
+    <w:p>
+      <w:pPr>
+        <w:pStyle w:val="BodyText"/>
+      </w:pPr>
+      <w:r>
+        <w:t xml:space="preserve">코르닐로바: 수량은 내가, 좋아요. 가격은 9천이에요?</w:t>
+      </w:r>
+    </w:p>
+    <w:p>
+      <w:pPr>
+        <w:pStyle w:val="BodyText"/>
+      </w:pPr>
+      <w:r>
+        <w:t xml:space="preserve">알렉세이: 9천, 할인도 보너스도 여행도 없어요. 다 계약서에 적혀 있어요.</w:t>
+      </w:r>
+    </w:p>
+    <w:p>
+      <w:pPr>
+        <w:pStyle w:val="BodyText"/>
+      </w:pPr>
+      <w:r>
+        <w:t xml:space="preserve">코르닐로바: 알아요, 1년 전에 당신 규칙을 읽었어요. 이제 내 규칙을 들어요.</w:t>
+      </w:r>
+    </w:p>
+    <w:p>
+      <w:pPr>
+        <w:pStyle w:val="BodyText"/>
+      </w:pPr>
+      <w:r>
+        <w:t xml:space="preserve">알렉세이: 듣고 있어요, 엘레나 빅토로브나. 아주 주의 깊게요.</w:t>
+      </w:r>
+    </w:p>
+    <w:p>
+      <w:pPr>
+        <w:pStyle w:val="BodyText"/>
+      </w:pPr>
+      <w:r>
+        <w:t xml:space="preserve">코르닐로바: 교육 없이는 안 사요. 그게 내 첫째이자 가장 중요한 규칙이에요.</w:t>
+      </w:r>
+    </w:p>
+    <w:p>
+      <w:pPr>
+        <w:pStyle w:val="BodyText"/>
+      </w:pPr>
+      <w:r>
+        <w:t xml:space="preserve">알렉세이: 교육 없이요? 하지만 선생님은… 20년 동안 시술하셨고, 알리나도 가르치셨잖아요.</w:t>
+      </w:r>
+    </w:p>
+    <w:p>
+      <w:pPr>
+        <w:pStyle w:val="BodyText"/>
+      </w:pPr>
+      <w:r>
+        <w:t xml:space="preserve">코르닐로바: 난 20년 동안 다른 젤로 시술했어요. 당신 젤로는 한 번도 안 했고요. 점도도 다르고, 가교도 다르고, 바늘도 달라요. 유럽 젤에 익숙한 손은 당신 젤로 실수할 거예요. 특히 얇은 피부에서요. 그건 당신이 나보다 더 잘 알잖아요. 7쪽이요.</w:t>
+      </w:r>
+    </w:p>
+    <w:p>
+      <w:pPr>
+        <w:pStyle w:val="BodyText"/>
+      </w:pPr>
+      <w:r>
+        <w:t xml:space="preserve">알렉세이: 전 선생님이 시험 삼아 직접 쓰실 걸 조금 사실 줄 알았어요.</w:t>
+      </w:r>
+    </w:p>
+    <w:p>
+      <w:pPr>
+        <w:pStyle w:val="BodyText"/>
+      </w:pPr>
+      <w:r>
+        <w:t xml:space="preserve">코르닐로바: 시험 삼아, 누구한테요? 환자한테요? 환자는 시험이 아니에요, 알렉세이.</w:t>
+      </w:r>
+    </w:p>
+    <w:p>
+      <w:pPr>
+        <w:pStyle w:val="BodyText"/>
+      </w:pPr>
+      <w:r>
+        <w:t xml:space="preserve">알렉세이: 죄송합니다. 전적으로 맞는 말씀이에요. 바보 같은 소리를 했네요.</w:t>
+      </w:r>
+    </w:p>
+    <w:p>
+      <w:pPr>
+        <w:pStyle w:val="BodyText"/>
+      </w:pPr>
+      <w:r>
+        <w:t xml:space="preserve">코르닐로바: 그리고 난 나를 위해 사는 게 아니에요. 우리 의사가 여섯 명이고 그중 둘은 젊어요. 바로 그 사람들을 위해 사는 거예요. 그런데 그 사람들은 당신 젤을 그림으로도 본 적이 없어요.</w:t>
+      </w:r>
+    </w:p>
+    <w:p>
+      <w:pPr>
+        <w:pStyle w:val="BodyText"/>
+      </w:pPr>
+      <w:r>
+        <w:t xml:space="preserve">알렉세이: 하지만 10월에 한국 트레이너, 한 선생님이 오세요.</w:t>
+      </w:r>
+    </w:p>
+    <w:p>
+      <w:pPr>
+        <w:pStyle w:val="BodyText"/>
+      </w:pPr>
+      <w:r>
+        <w:t xml:space="preserve">코르닐로바: 알아요. 트레이너 한 명에 겨우 사흘. 그건 부족해요.</w:t>
+      </w:r>
+    </w:p>
+    <w:p>
+      <w:pPr>
+        <w:pStyle w:val="BodyText"/>
+      </w:pPr>
+      <w:r>
+        <w:t xml:space="preserve">알렉세이: 그럼 선생님 생각엔 얼마나 필요해요? 일주일? 한 달?</w:t>
+      </w:r>
+    </w:p>
+    <w:p>
+      <w:pPr>
+        <w:pStyle w:val="BodyText"/>
+      </w:pPr>
+      <w:r>
+        <w:t xml:space="preserve">코르닐로바: 「얼마나」가 아니라 「어떻게」예요. 이론은 해부학, 깊이, 부작용. 실습은 먼저 모형으로, 그다음 감독하에 환자에게. 시술실마다 히알루로니다제 프로토콜. 그리고 시험. 시험 없으면 수료증 없고, 수료증 없으면 의사는 당신 젤을 못 놔요.</w:t>
+      </w:r>
+    </w:p>
+    <w:p>
+      <w:pPr>
+        <w:pStyle w:val="BodyText"/>
+      </w:pPr>
+      <w:r>
+        <w:t xml:space="preserve">알렉세이: 시험이라… 의사들 시험은 누가 봐요?</w:t>
+      </w:r>
+    </w:p>
+    <w:p>
+      <w:pPr>
+        <w:pStyle w:val="BodyText"/>
+      </w:pPr>
+      <w:r>
+        <w:t xml:space="preserve">코르닐로바: 처음엔 한 선생님, 그다음엔 나, 그다음엔 내가 가르친 사람들이요. 그렇게 선생이 자라요.</w:t>
+      </w:r>
+    </w:p>
+    <w:p>
+      <w:pPr>
+        <w:pStyle w:val="BodyText"/>
+      </w:pPr>
+      <w:r>
+        <w:t xml:space="preserve">알렉세이: 하지만 그러면 몇 달이 걸려요. 서울은 연말까지 첫 판매를 기다리고 있어요.</w:t>
+      </w:r>
+    </w:p>
+    <w:p>
+      <w:pPr>
+        <w:pStyle w:val="BodyText"/>
+      </w:pPr>
+      <w:r>
+        <w:t xml:space="preserve">코르닐로바: 서울은 기다려 줄 거예요. 하지만 결절 생긴 환자는 기다려 주지 않아요. 누가 더 무서워요?</w:t>
+      </w:r>
+    </w:p>
+    <w:p>
+      <w:pPr>
+        <w:pStyle w:val="BodyText"/>
+      </w:pPr>
+      <w:r>
+        <w:t xml:space="preserve">알렉세이: 솔직히요? 오늘은 서울이 더 무서워요. 내일은 아마 환자가 무서울 거고요.</w:t>
+      </w:r>
+    </w:p>
+    <w:p>
+      <w:pPr>
+        <w:pStyle w:val="BodyText"/>
+      </w:pPr>
+      <w:r>
+        <w:t xml:space="preserve">코르닐로바: 솔직한 답이네요, 좋아요. 그럼 기억해요. 오늘 나한테 팔면 1년 뒤엔 환자만 무서워할 거예요, 그것도 매일. 하지만 의사들을 교육하면 편히 잘 거예요. 난 20년 동안 편히 자요. 가르치니까요.</w:t>
+      </w:r>
+    </w:p>
+    <w:p>
+      <w:pPr>
+        <w:pStyle w:val="BodyText"/>
+      </w:pPr>
+      <w:r>
+        <w:t xml:space="preserve">알렉세이: 알겠어요. 그럼 먼저 교육 과정이네요. 그다음엔요?</w:t>
+      </w:r>
+    </w:p>
+    <w:p>
+      <w:pPr>
+        <w:pStyle w:val="BodyText"/>
+      </w:pPr>
+      <w:r>
+        <w:t xml:space="preserve">코르닐로바: 그다음 당신 조건대로 계약해요. 9천, 계좌 이체, 여행은 절대 없이.</w:t>
+      </w:r>
+    </w:p>
+    <w:p>
+      <w:pPr>
+        <w:pStyle w:val="BodyText"/>
+      </w:pPr>
+      <w:r>
+        <w:t xml:space="preserve">알렉세이: 그럼 수량은요? 그것도 나중에 말씀해 주실 거예요?</w:t>
+      </w:r>
+    </w:p>
+    <w:p>
+      <w:pPr>
+        <w:pStyle w:val="BodyText"/>
+      </w:pPr>
+      <w:r>
+        <w:t xml:space="preserve">코르닐로바: 수량은 시험 후에 말할게요. 의사가 몇 명 합격하느냐에 따라 상자 수가 정해져요.</w:t>
+      </w:r>
+    </w:p>
+    <w:p>
+      <w:pPr>
+        <w:pStyle w:val="BodyText"/>
+      </w:pPr>
+      <w:r>
+        <w:t xml:space="preserve">알렉세이: 그럼 오늘은 계약서에 서명 안 하는 거죠, 제가 제대로 이해했나요?</w:t>
+      </w:r>
+    </w:p>
+    <w:p>
+      <w:pPr>
+        <w:pStyle w:val="BodyText"/>
+      </w:pPr>
+      <w:r>
+        <w:t xml:space="preserve">코르닐로바: 오늘은 다른 걸 서명해요. 내 교육 계획이요. 여기 있어요, 모듈 여섯 개. 그게 내 조건이에요.</w:t>
+      </w:r>
+    </w:p>
+    <w:p>
+      <w:pPr>
+        <w:pStyle w:val="BodyText"/>
+      </w:pPr>
+      <w:r>
+        <w:t xml:space="preserve">알렉세이: 모듈 여섯 개라… 이걸 미리 써 두셨어요?</w:t>
+      </w:r>
+    </w:p>
+    <w:p>
+      <w:pPr>
+        <w:pStyle w:val="BodyText"/>
+      </w:pPr>
+      <w:r>
+        <w:t xml:space="preserve">코르닐로바: 등록증 나온 날에요. 당신이 계약서를 들고 올 걸 알았고, 내가 뭐라고 할지도 알았어요.</w:t>
+      </w:r>
+    </w:p>
+    <w:p>
+      <w:pPr>
+        <w:pStyle w:val="BodyText"/>
+      </w:pPr>
+      <w:r>
+        <w:t xml:space="preserve">알렉세이: 제가 그 조건에 동의하지 않았다면요?</w:t>
+      </w:r>
+    </w:p>
+    <w:p>
+      <w:pPr>
+        <w:pStyle w:val="BodyText"/>
+      </w:pPr>
+      <w:r>
+        <w:t xml:space="preserve">코르닐로바: 그럼 당신은 내가 관찰 프로토콜에 서명해 준 그 사람이 아니었겠죠. 하지만 동의할 거예요. 1년 전, 바로 이 진료실에서 할머니 얘기를 할 때 당신 얼굴을 봤거든요.</w:t>
+      </w:r>
+    </w:p>
+    <w:p>
+      <w:pPr>
+        <w:pStyle w:val="BodyText"/>
+      </w:pPr>
+      <w:r>
+        <w:t xml:space="preserve">알렉세이: 동의해요. 교육이 먼저, 판매는 그다음이에요.</w:t>
+      </w:r>
+    </w:p>
+    <w:p>
+      <w:pPr>
+        <w:pStyle w:val="BodyText"/>
+      </w:pPr>
+      <w:r>
+        <w:t xml:space="preserve">코르닐로바: 그럼 이게 첫 번째 좋은 판매예요. 당신은 나한테 젤이 아니라 교육을 판 거예요.</w:t>
       </w:r>
     </w:p>
     <w:bookmarkEnd w:id="34"/>
@@ -3498,239 +3498,239 @@
         <w:pStyle w:val="FirstParagraph"/>
       </w:pPr>
       <w:r>
-        <w:t xml:space="preserve">알리나: 알렉세이 니콜라예비치, 코르닐로바 얘기 들었어요. 제가 첫 번째가 되면 안 될까요? 살게요.</w:t>
-      </w:r>
-    </w:p>
-    <w:p>
-      <w:pPr>
-        <w:pStyle w:val="BodyText"/>
-      </w:pPr>
-      <w:r>
-        <w:t xml:space="preserve">알렉세이: 당신이요? 알리나, 혼자 하는 클리닉이잖아요. 확실해요?</w:t>
-      </w:r>
-    </w:p>
-    <w:p>
-      <w:pPr>
-        <w:pStyle w:val="BodyText"/>
-      </w:pPr>
-      <w:r>
-        <w:t xml:space="preserve">알리나: 확실해요. 주사기 10개. 이 젤은 제가 누구보다 잘 알아요. 사용설명서 한 단어 한 단어 다 번역했어요.</w:t>
-      </w:r>
-    </w:p>
-    <w:p>
-      <w:pPr>
-        <w:pStyle w:val="BodyText"/>
-      </w:pPr>
-      <w:r>
-        <w:t xml:space="preserve">이리나: 주사기 10개 — 9만. 첫 매출. 연말 전에 — 서울에 체크 표시.</w:t>
-      </w:r>
-    </w:p>
-    <w:p>
-      <w:pPr>
-        <w:pStyle w:val="BodyText"/>
-      </w:pPr>
-      <w:r>
-        <w:t xml:space="preserve">올가: 잠깐만요. 알리나는 연구자예요. 관찰 클리닉 2번.</w:t>
-      </w:r>
-    </w:p>
-    <w:p>
-      <w:pPr>
-        <w:pStyle w:val="BodyText"/>
-      </w:pPr>
-      <w:r>
-        <w:t xml:space="preserve">이리나: 연구자도 살 수 있어요. 관찰은 판매 뒤에 하는 거고요. 의향서가 아니에요.</w:t>
-      </w:r>
-    </w:p>
-    <w:p>
-      <w:pPr>
-        <w:pStyle w:val="BodyText"/>
-      </w:pPr>
-      <w:r>
-        <w:t xml:space="preserve">올가: 살 수 있죠. 법적으로는. 난 법 얘기를 하는 게 아니에요.</w:t>
-      </w:r>
-    </w:p>
-    <w:p>
-      <w:pPr>
-        <w:pStyle w:val="BodyText"/>
-      </w:pPr>
-      <w:r>
-        <w:t xml:space="preserve">알리나: 그럼 뭐요?</w:t>
-      </w:r>
-    </w:p>
-    <w:p>
-      <w:pPr>
-        <w:pStyle w:val="BodyText"/>
-      </w:pPr>
-      <w:r>
-        <w:t xml:space="preserve">알렉세이: 7쪽 얘기요. 알리나, 한 단어 한 단어 번역했죠. 그런데 이 젤로 주사해 본 적 있어요?</w:t>
-      </w:r>
-    </w:p>
-    <w:p>
-      <w:pPr>
-        <w:pStyle w:val="BodyText"/>
-      </w:pPr>
-      <w:r>
-        <w:t xml:space="preserve">알리나: 아니요. 러시아에선 아직 아무도 안 써 봤어요. 회색 제품만 — 스타스한테.</w:t>
-      </w:r>
-    </w:p>
-    <w:p>
-      <w:pPr>
-        <w:pStyle w:val="BodyText"/>
-      </w:pPr>
-      <w:r>
-        <w:t xml:space="preserve">알렉세이: 그럼 당신은 단어는 알아요. 손은 — 몰라요. 코르닐로바가 그랬어요: 유럽 젤에 익숙한 손은 실수한다고.</w:t>
-      </w:r>
-    </w:p>
-    <w:p>
-      <w:pPr>
-        <w:pStyle w:val="BodyText"/>
-      </w:pPr>
-      <w:r>
-        <w:t xml:space="preserve">알리나: 그래도 배우고 있잖아요. 매일 저녁 한국 의사들 영상 봐요.</w:t>
-      </w:r>
-    </w:p>
-    <w:p>
-      <w:pPr>
-        <w:pStyle w:val="BodyText"/>
-      </w:pPr>
-      <w:r>
-        <w:t xml:space="preserve">알렉세이: 3년 동안 영상으로 배웠죠. 그리고 한 번은 — 혈관, 그런데 히알루로니다아제가 없었고요.</w:t>
-      </w:r>
-    </w:p>
-    <w:p>
-      <w:pPr>
-        <w:pStyle w:val="BodyText"/>
-      </w:pPr>
-      <w:r>
-        <w:t xml:space="preserve">알리나: 오래전 일이에요. 전 달라졌어요.</w:t>
-      </w:r>
-    </w:p>
-    <w:p>
-      <w:pPr>
-        <w:pStyle w:val="BodyText"/>
-      </w:pPr>
-      <w:r>
-        <w:t xml:space="preserve">알렉세이: 알아요. 그래서 코르닐로바가 나한테 한 말을 당신한테 할게요. 교육 없이는 안 팝니다.</w:t>
-      </w:r>
-    </w:p>
-    <w:p>
-      <w:pPr>
-        <w:pStyle w:val="BodyText"/>
-      </w:pPr>
-      <w:r>
-        <w:t xml:space="preserve">이리나: 알렉세이. 9만. 서울. 12월 31일.</w:t>
-      </w:r>
-    </w:p>
-    <w:p>
-      <w:pPr>
-        <w:pStyle w:val="BodyText"/>
-      </w:pPr>
-      <w:r>
-        <w:t xml:space="preserve">알렉세이: 1년 반 전에 할머니가 물으셨어요: 「이 젤을 나한테 놓게 하겠니?」 저는 답했죠: 공장, 서류, 교육받은 의사를 봐야만. 공장은 봤어요. 서류는 — 여기 있고요. 의사는 — 아직이에요.</w:t>
-      </w:r>
-    </w:p>
-    <w:p>
-      <w:pPr>
-        <w:pStyle w:val="BodyText"/>
-      </w:pPr>
-      <w:r>
-        <w:t xml:space="preserve">올가: 8항. 판지. 이 사람 말이 맞아요, 이리나.</w:t>
-      </w:r>
-    </w:p>
-    <w:p>
-      <w:pPr>
-        <w:pStyle w:val="BodyText"/>
-      </w:pPr>
-      <w:r>
-        <w:t xml:space="preserve">이리나: 맞아요. 난 돈을 계산했고, 이 사람은 할머니를 계산했네요. 그것도 숫자예요.</w:t>
-      </w:r>
-    </w:p>
-    <w:p>
-      <w:pPr>
-        <w:pStyle w:val="BodyText"/>
-      </w:pPr>
-      <w:r>
-        <w:t xml:space="preserve">알리나: 그럼 10월까지 기다려야 해요? 한 원장님을?</w:t>
-      </w:r>
-    </w:p>
-    <w:p>
-      <w:pPr>
-        <w:pStyle w:val="BodyText"/>
-      </w:pPr>
-      <w:r>
-        <w:t xml:space="preserve">알렉세이: 기다리는 게 아니라. 배우는 거예요. 당신은 한 원장님의 첫 번째 학생이 될 거예요. 그리고 코르닐로바 시험에 처음으로 합격하는 사람이.</w:t>
-      </w:r>
-    </w:p>
-    <w:p>
-      <w:pPr>
-        <w:pStyle w:val="BodyText"/>
-      </w:pPr>
-      <w:r>
-        <w:t xml:space="preserve">알리나: 첫 번째 학생. 그다음엔 — 선생님이요?</w:t>
-      </w:r>
-    </w:p>
-    <w:p>
-      <w:pPr>
-        <w:pStyle w:val="BodyText"/>
-      </w:pPr>
-      <w:r>
-        <w:t xml:space="preserve">올가: 첫날부터 그걸 원했잖아요. 영상으로 배우는 사람들을 가르치는 거.</w:t>
-      </w:r>
-    </w:p>
-    <w:p>
-      <w:pPr>
-        <w:pStyle w:val="BodyText"/>
-      </w:pPr>
-      <w:r>
-        <w:t xml:space="preserve">알리나: 원했죠. 좋아요. 구매는 기다릴게요. 하지만 주문은 적어 둘게요. 주사기 10개. 날짜 없이.</w:t>
-      </w:r>
-    </w:p>
-    <w:p>
-      <w:pPr>
-        <w:pStyle w:val="BodyText"/>
-      </w:pPr>
-      <w:r>
-        <w:t xml:space="preserve">이리나: 날짜 없는 주문은 판매가 아니에요. 그래도 「고객」 탭에 좋은 한 줄이죠. 첫 번째.</w:t>
-      </w:r>
-    </w:p>
-    <w:p>
-      <w:pPr>
-        <w:pStyle w:val="BodyText"/>
-      </w:pPr>
-      <w:r>
-        <w:t xml:space="preserve">알렉세이: 두 번째예요. 첫 번째는 — 사모일로프. 「우리 고객 아님. 아직은」.</w:t>
-      </w:r>
-    </w:p>
-    <w:p>
-      <w:pPr>
-        <w:pStyle w:val="BodyText"/>
-      </w:pPr>
-      <w:r>
-        <w:t xml:space="preserve">이리나: 내 탭을 나보다 더 잘 기억하네요. 수상해요.</w:t>
-      </w:r>
-    </w:p>
-    <w:p>
-      <w:pPr>
-        <w:pStyle w:val="BodyText"/>
-      </w:pPr>
-      <w:r>
-        <w:t xml:space="preserve">올가: 수상한 게 아니에요. 서류를 읽는다는 뜻이죠. 드디어.</w:t>
-      </w:r>
-    </w:p>
-    <w:p>
-      <w:pPr>
-        <w:pStyle w:val="BodyText"/>
-      </w:pPr>
-      <w:r>
-        <w:t xml:space="preserve">알렉세이: 읽어요. 4월부터. 일탈 1번부터.</w:t>
-      </w:r>
-    </w:p>
-    <w:p>
-      <w:pPr>
-        <w:pStyle w:val="BodyText"/>
-      </w:pPr>
-      <w:r>
-        <w:t xml:space="preserve">알리나: 그럼 해부학 공부하러 갈게요. 영상 말고. 코르닐로바 선생님 책으로.</w:t>
+        <w:t xml:space="preserve">알리나: 알렉세이 니콜라예비치, 코르닐로바 얘기 들었어요. 제가 첫 번째가 되면 안 될까요? 제가 살게요.</w:t>
+      </w:r>
+    </w:p>
+    <w:p>
+      <w:pPr>
+        <w:pStyle w:val="BodyText"/>
+      </w:pPr>
+      <w:r>
+        <w:t xml:space="preserve">알렉세이: 당신이요? 알리나, 클리닉도 혼자 하는데, 확실해요?</w:t>
+      </w:r>
+    </w:p>
+    <w:p>
+      <w:pPr>
+        <w:pStyle w:val="BodyText"/>
+      </w:pPr>
+      <w:r>
+        <w:t xml:space="preserve">알리나: 확실해요. 주사기 10개요. 설명서를 한 단어 한 단어 번역했으니까 이 젤은 제가 제일 잘 알아요.</w:t>
+      </w:r>
+    </w:p>
+    <w:p>
+      <w:pPr>
+        <w:pStyle w:val="BodyText"/>
+      </w:pPr>
+      <w:r>
+        <w:t xml:space="preserve">이리나: 주사기 10개면 9만, 우리 첫 매출이에요. 게다가 연말 전이니까 서울에 보여 줄 체크 표시도 돼요.</w:t>
+      </w:r>
+    </w:p>
+    <w:p>
+      <w:pPr>
+        <w:pStyle w:val="BodyText"/>
+      </w:pPr>
+      <w:r>
+        <w:t xml:space="preserve">올가: 잠깐만요. 알리나는 연구자이고, 그 클리닉은 관찰 연구의 2번 클리닉이에요.</w:t>
+      </w:r>
+    </w:p>
+    <w:p>
+      <w:pPr>
+        <w:pStyle w:val="BodyText"/>
+      </w:pPr>
+      <w:r>
+        <w:t xml:space="preserve">이리나: 하지만 연구자도 살 수 있어요. 관찰은 판매 후에 시작하니까요. 의향서도 아니고요.</w:t>
+      </w:r>
+    </w:p>
+    <w:p>
+      <w:pPr>
+        <w:pStyle w:val="BodyText"/>
+      </w:pPr>
+      <w:r>
+        <w:t xml:space="preserve">올가: 법적으로는 돼요, 따지지 않을게요. 그런데 난 법 얘기를 하는 게 아니에요.</w:t>
+      </w:r>
+    </w:p>
+    <w:p>
+      <w:pPr>
+        <w:pStyle w:val="BodyText"/>
+      </w:pPr>
+      <w:r>
+        <w:t xml:space="preserve">알리나: 그럼 무슨 얘기를 하시는 거예요, 올가 페트로브나?</w:t>
+      </w:r>
+    </w:p>
+    <w:p>
+      <w:pPr>
+        <w:pStyle w:val="BodyText"/>
+      </w:pPr>
+      <w:r>
+        <w:t xml:space="preserve">알렉세이: 7쪽 얘기요. 알리나, 한 단어 한 단어 번역한 건 맞아요. 그런데 이 젤로 한 번이라도 시술해 봤어요?</w:t>
+      </w:r>
+    </w:p>
+    <w:p>
+      <w:pPr>
+        <w:pStyle w:val="BodyText"/>
+      </w:pPr>
+      <w:r>
+        <w:t xml:space="preserve">알리나: 아니요, 러시아에선 아직 아무도 없었어요. 스타스네 회색 물건뿐이었죠.</w:t>
+      </w:r>
+    </w:p>
+    <w:p>
+      <w:pPr>
+        <w:pStyle w:val="BodyText"/>
+      </w:pPr>
+      <w:r>
+        <w:t xml:space="preserve">알렉세이: 그러니까 단어는 알지만 손은 몰라요. 코르닐로바가 그랬어요. 유럽 젤에 익숙한 손은 실수한다고요.</w:t>
+      </w:r>
+    </w:p>
+    <w:p>
+      <w:pPr>
+        <w:pStyle w:val="BodyText"/>
+      </w:pPr>
+      <w:r>
+        <w:t xml:space="preserve">알리나: 하지만 전 배우고 있어요. 매일 저녁 한국 의사들 영상을 봐요.</w:t>
+      </w:r>
+    </w:p>
+    <w:p>
+      <w:pPr>
+        <w:pStyle w:val="BodyText"/>
+      </w:pPr>
+      <w:r>
+        <w:t xml:space="preserve">알렉세이: 3년 동안 영상으로 배웠죠. 그리고 한 번은 혈관이 막혔는데, 히알루로니다제가 없었어요.</w:t>
+      </w:r>
+    </w:p>
+    <w:p>
+      <w:pPr>
+        <w:pStyle w:val="BodyText"/>
+      </w:pPr>
+      <w:r>
+        <w:t xml:space="preserve">알리나: 하지만 그건 오래전 일이고, 그 뒤로 전 많이 달라졌어요.</w:t>
+      </w:r>
+    </w:p>
+    <w:p>
+      <w:pPr>
+        <w:pStyle w:val="BodyText"/>
+      </w:pPr>
+      <w:r>
+        <w:t xml:space="preserve">알렉세이: 알아요. 그래서 코르닐로바가 저한테 한 말을 그대로 할게요. 교육 없이는 안 팔아요.</w:t>
+      </w:r>
+    </w:p>
+    <w:p>
+      <w:pPr>
+        <w:pStyle w:val="BodyText"/>
+      </w:pPr>
+      <w:r>
+        <w:t xml:space="preserve">이리나: 알렉세이, 9만이에요. 서울이랑 12월 31일, 기억하죠?</w:t>
+      </w:r>
+    </w:p>
+    <w:p>
+      <w:pPr>
+        <w:pStyle w:val="BodyText"/>
+      </w:pPr>
+      <w:r>
+        <w:t xml:space="preserve">알렉세이: 1년 반 전에 할머니가 물으셨어요. 「그 젤을 나한테 놓게 하겠니?」 전 공장, 서류, 교육받은 의사를 다 봐야만 그러겠다고 했어요. 공장은 봤고, 서류는 여기 있어요. 그런데 교육받은 의사는 아직 없어요.</w:t>
+      </w:r>
+    </w:p>
+    <w:p>
+      <w:pPr>
+        <w:pStyle w:val="BodyText"/>
+      </w:pPr>
+      <w:r>
+        <w:t xml:space="preserve">올가: 그게 8항, 우리 판지예요. 이 사람 말이 맞아요, 이리나.</w:t>
+      </w:r>
+    </w:p>
+    <w:p>
+      <w:pPr>
+        <w:pStyle w:val="BodyText"/>
+      </w:pPr>
+      <w:r>
+        <w:t xml:space="preserve">이리나: 네, 맞아요. 전 돈을 계산했고, 이 사람은 할머니를 계산했어요. 그것도 숫자예요.</w:t>
+      </w:r>
+    </w:p>
+    <w:p>
+      <w:pPr>
+        <w:pStyle w:val="BodyText"/>
+      </w:pPr>
+      <w:r>
+        <w:t xml:space="preserve">알리나: 그럼 한 선생님이 오는 10월까지 기다려야 해요?</w:t>
+      </w:r>
+    </w:p>
+    <w:p>
+      <w:pPr>
+        <w:pStyle w:val="BodyText"/>
+      </w:pPr>
+      <w:r>
+        <w:t xml:space="preserve">알렉세이: 기다리는 게 아니라 배우는 거예요. 한 선생님의 첫 학생이 되고, 코르닐로바 시험에 처음으로 합격하는 사람이 될 거예요.</w:t>
+      </w:r>
+    </w:p>
+    <w:p>
+      <w:pPr>
+        <w:pStyle w:val="BodyText"/>
+      </w:pPr>
+      <w:r>
+        <w:t xml:space="preserve">알리나: 첫 학생이라… 그리고 나중엔 어쩌면 선생님도요?</w:t>
+      </w:r>
+    </w:p>
+    <w:p>
+      <w:pPr>
+        <w:pStyle w:val="BodyText"/>
+      </w:pPr>
+      <w:r>
+        <w:t xml:space="preserve">올가: 맨 첫날부터 그걸 원했잖아요. 영상으로 배우는 사람들을 가르치는 거요.</w:t>
+      </w:r>
+    </w:p>
+    <w:p>
+      <w:pPr>
+        <w:pStyle w:val="BodyText"/>
+      </w:pPr>
+      <w:r>
+        <w:t xml:space="preserve">알리나: 원했어요. 좋아요, 구매는 기다릴게요. 하지만 주문은 그래도 적어 둘게요. 주사기 10개, 날짜 없이요.</w:t>
+      </w:r>
+    </w:p>
+    <w:p>
+      <w:pPr>
+        <w:pStyle w:val="BodyText"/>
+      </w:pPr>
+      <w:r>
+        <w:t xml:space="preserve">이리나: 날짜 없는 주문은 판매가 아니에요. 하지만 「고객」 탭에 좋은 한 줄이 되죠. 첫 줄이에요.</w:t>
+      </w:r>
+    </w:p>
+    <w:p>
+      <w:pPr>
+        <w:pStyle w:val="BodyText"/>
+      </w:pPr>
+      <w:r>
+        <w:t xml:space="preserve">알렉세이: 첫 줄이 아니라 둘째 줄이에요. 첫 줄은 사모일로프. 「우리 고객 아님. 아직은.」</w:t>
+      </w:r>
+    </w:p>
+    <w:p>
+      <w:pPr>
+        <w:pStyle w:val="BodyText"/>
+      </w:pPr>
+      <w:r>
+        <w:t xml:space="preserve">이리나: 제 탭을 저보다 더 잘 기억하네요. 수상한데요.</w:t>
+      </w:r>
+    </w:p>
+    <w:p>
+      <w:pPr>
+        <w:pStyle w:val="BodyText"/>
+      </w:pPr>
+      <w:r>
+        <w:t xml:space="preserve">올가: 수상한 게 아니에요. 드디어 서류를 읽는다는 뜻이에요.</w:t>
+      </w:r>
+    </w:p>
+    <w:p>
+      <w:pPr>
+        <w:pStyle w:val="BodyText"/>
+      </w:pPr>
+      <w:r>
+        <w:t xml:space="preserve">알렉세이: 읽어요. 4월부터, 일탈 1번부터요.</w:t>
+      </w:r>
+    </w:p>
+    <w:p>
+      <w:pPr>
+        <w:pStyle w:val="BodyText"/>
+      </w:pPr>
+      <w:r>
+        <w:t xml:space="preserve">알리나: 그럼 해부학 공부하러 갈게요. 영상 말고 코르닐로바 선생님 책으로요.</w:t>
       </w:r>
     </w:p>
     <w:bookmarkEnd w:id="35"/>
@@ -3756,191 +3756,191 @@
         <w:pStyle w:val="BodyText"/>
       </w:pPr>
       <w:r>
-        <w:t xml:space="preserve">알렉세이: 대표님, 첫 판매는 없습니다. 코르닐로바가 거절했어요. 그리고 저는 알리나에게 거절했고요.</w:t>
-      </w:r>
-    </w:p>
-    <w:p>
-      <w:pPr>
-        <w:pStyle w:val="BodyText"/>
-      </w:pPr>
-      <w:r>
-        <w:t xml:space="preserve">도윤: 침묵하셔. 물으셔: 「왜 구매자를 거절했습니까?」</w:t>
-      </w:r>
-    </w:p>
-    <w:p>
-      <w:pPr>
-        <w:pStyle w:val="BodyText"/>
-      </w:pPr>
-      <w:r>
-        <w:t xml:space="preserve">알렉세이: 교육을 받지 않았으니까요. 코르닐로바가 저한테 그랬어요: 「교육 없이는 안 삽니다」. 그리고 저녁에 깨달았어요, 그게 제 규칙이기도 하다는 걸. 할머니의 규칙. 교육받은 의사 — 세 가지 조건 중 세 번째.</w:t>
-      </w:r>
-    </w:p>
-    <w:p>
-      <w:pPr>
-        <w:pStyle w:val="BodyText"/>
-      </w:pPr>
-      <w:r>
-        <w:t xml:space="preserve">도윤: 대표님 말씀: 「영업 부서는 당신이 돈을 거절했다고 할 겁니다」.</w:t>
-      </w:r>
-    </w:p>
-    <w:p>
-      <w:pPr>
-        <w:pStyle w:val="BodyText"/>
-      </w:pPr>
-      <w:r>
-        <w:t xml:space="preserve">이리나: 9만 루블. 약 천 달러. 보고서에 보여 드릴 수 있어요.</w:t>
-      </w:r>
-    </w:p>
-    <w:p>
-      <w:pPr>
-        <w:pStyle w:val="BodyText"/>
-      </w:pPr>
-      <w:r>
-        <w:t xml:space="preserve">도윤: 웃으셔. 이러셔: 「천 달러는 돈이 아니에요. 시험이죠」.</w:t>
-      </w:r>
-    </w:p>
-    <w:p>
-      <w:pPr>
-        <w:pStyle w:val="BodyText"/>
-      </w:pPr>
-      <w:r>
-        <w:t xml:space="preserve">알렉세이: 무엇에 대한 시험이요?</w:t>
-      </w:r>
-    </w:p>
-    <w:p>
-      <w:pPr>
-        <w:pStyle w:val="BodyText"/>
-      </w:pPr>
-      <w:r>
-        <w:t xml:space="preserve">도윤: 대표님 말씀: 「20년 전, 차고에서, 내 첫 구매자가 있었어요. 교육 없이 주사기 200개를 사겠다고 했죠. 팔았어요. 한 달 뒤 — 합병증 세 건. 이름을 되찾는 데 5년이 걸렸어요」.</w:t>
-      </w:r>
-    </w:p>
-    <w:p>
-      <w:pPr>
-        <w:pStyle w:val="BodyText"/>
-      </w:pPr>
-      <w:r>
-        <w:t xml:space="preserve">올가: 5년. 우린 — 연말까지 넉 달이에요.</w:t>
-      </w:r>
-    </w:p>
-    <w:p>
-      <w:pPr>
-        <w:pStyle w:val="BodyText"/>
-      </w:pPr>
-      <w:r>
-        <w:t xml:space="preserve">도윤: 대표님 말씀: 「교육 없이 사는 의사는 — 흰 가운을 입은 스타스입니다」.</w:t>
-      </w:r>
-    </w:p>
-    <w:p>
-      <w:pPr>
-        <w:pStyle w:val="BodyText"/>
-      </w:pPr>
-      <w:r>
-        <w:t xml:space="preserve">알렉세이: 흰 가운을 입은 스타스. 적어 둘게요.</w:t>
-      </w:r>
-    </w:p>
-    <w:p>
-      <w:pPr>
-        <w:pStyle w:val="BodyText"/>
-      </w:pPr>
-      <w:r>
-        <w:t xml:space="preserve">도윤: 그리고. 이사회 의사록에 단어 하나를 추가하시겠대. 「첫 판매 — 교육받은 의사에게」.</w:t>
-      </w:r>
-    </w:p>
-    <w:p>
-      <w:pPr>
-        <w:pStyle w:val="BodyText"/>
-      </w:pPr>
-      <w:r>
-        <w:t xml:space="preserve">이리나: 의사록에 단어 하나. 그건 이해해요. 약속보다 강하죠.</w:t>
-      </w:r>
-    </w:p>
-    <w:p>
-      <w:pPr>
-        <w:pStyle w:val="BodyText"/>
-      </w:pPr>
-      <w:r>
-        <w:t xml:space="preserve">알렉세이: 대표님, 감사합니다. 그럼 10월 — 한 원장님. 11월 — 시험. 12월 — 첫 판매.</w:t>
-      </w:r>
-    </w:p>
-    <w:p>
-      <w:pPr>
-        <w:pStyle w:val="BodyText"/>
-      </w:pPr>
-      <w:r>
-        <w:t xml:space="preserve">올가: 「첫 판매」가 아니라 「아마도 첫 판매」. 또 약속하네요.</w:t>
-      </w:r>
-    </w:p>
-    <w:p>
-      <w:pPr>
-        <w:pStyle w:val="BodyText"/>
-      </w:pPr>
-      <w:r>
-        <w:t xml:space="preserve">알렉세이: 알겠어요. 「계획」. 약속 없이.</w:t>
-      </w:r>
-    </w:p>
-    <w:p>
-      <w:pPr>
-        <w:pStyle w:val="BodyText"/>
-      </w:pPr>
-      <w:r>
-        <w:t xml:space="preserve">도윤: 대표님 말씀: 「계획 — 좋아요. 날짜가 있는 계획 — 더 좋아요. 금요일에 보내 주세요」.</w:t>
-      </w:r>
-    </w:p>
-    <w:p>
-      <w:pPr>
-        <w:pStyle w:val="BodyText"/>
-      </w:pPr>
-      <w:r>
-        <w:t xml:space="preserve">소희: 제가 말해도 돼요? 한 원장님이 물어요: 학생이 몇 명이에요?</w:t>
-      </w:r>
-    </w:p>
-    <w:p>
-      <w:pPr>
-        <w:pStyle w:val="BodyText"/>
-      </w:pPr>
-      <w:r>
-        <w:t xml:space="preserve">알렉세이: 코르닐로바, 그 클리닉 의사 여섯, 알리나, 툴라의 포미나. 아홉 명이요.</w:t>
-      </w:r>
-    </w:p>
-    <w:p>
-      <w:pPr>
-        <w:pStyle w:val="BodyText"/>
-      </w:pPr>
-      <w:r>
-        <w:t xml:space="preserve">소희: 아홉. 한 원장님이 말했어요: 「아홉 — 좋아요. 열 명 넘으면 — 나빠요. 손이 안 보여요」.</w:t>
-      </w:r>
-    </w:p>
-    <w:p>
-      <w:pPr>
-        <w:pStyle w:val="BodyText"/>
-      </w:pPr>
-      <w:r>
-        <w:t xml:space="preserve">도윤: 그리고 마지막. 대표님이 할머니를 물으셔. 혈압?</w:t>
-      </w:r>
-    </w:p>
-    <w:p>
-      <w:pPr>
-        <w:pStyle w:val="BodyText"/>
-      </w:pPr>
-      <w:r>
-        <w:t xml:space="preserve">알렉세이: 모르겠어요. 토요일에 할머니께 가요. 등록증 가져가요. 사본.</w:t>
-      </w:r>
-    </w:p>
-    <w:p>
-      <w:pPr>
-        <w:pStyle w:val="BodyText"/>
-      </w:pPr>
-      <w:r>
-        <w:t xml:space="preserve">도윤: 대표님 말씀: 「하나 더 가져가세요. 스티커 붙은 첫 상자. 주사하려는 게 아니라. 보시라고」.</w:t>
-      </w:r>
-    </w:p>
-    <w:p>
-      <w:pPr>
-        <w:pStyle w:val="BodyText"/>
-      </w:pPr>
-      <w:r>
-        <w:t xml:space="preserve">알렉세이: 가져갈게요. 212번 상자. 아빠가 그랬어요: 잃어버렸던 것이 먼저 시작한다고.</w:t>
+        <w:t xml:space="preserve">알렉세이: 대표님, 첫 판매는 아직 없어요. 코르닐로바가 구매를 거절했고, 저는 알리나에게 거절했어요.</w:t>
+      </w:r>
+    </w:p>
+    <w:p>
+      <w:pPr>
+        <w:pStyle w:val="BodyText"/>
+      </w:pPr>
+      <w:r>
+        <w:t xml:space="preserve">도윤: 말이 없으세요. 그러다 물으세요: 「왜 구매자를 거절했습니까?」</w:t>
+      </w:r>
+    </w:p>
+    <w:p>
+      <w:pPr>
+        <w:pStyle w:val="BodyText"/>
+      </w:pPr>
+      <w:r>
+        <w:t xml:space="preserve">알렉세이: 교육을 받지 않았으니까요. 코르닐로바가 「교육 없이는 안 산다」고 했어요. 그리고 저녁에 그게 제 규칙이기도 하다는 걸 깨달았어요. 할머니 규칙이요. 교육받은 의사는 세 조건 중 세 번째고, 그게 없으면 앞의 둘로는 부족해요.</w:t>
+      </w:r>
+    </w:p>
+    <w:p>
+      <w:pPr>
+        <w:pStyle w:val="BodyText"/>
+      </w:pPr>
+      <w:r>
+        <w:t xml:space="preserve">도윤: 대표님 말씀이: 「영업부는 당신들이 돈을 거절했다고 하겠죠.」</w:t>
+      </w:r>
+    </w:p>
+    <w:p>
+      <w:pPr>
+        <w:pStyle w:val="BodyText"/>
+      </w:pPr>
+      <w:r>
+        <w:t xml:space="preserve">이리나: 9만 루블, 그러니까 1,000달러쯤이에요. 보고서에 보여 드릴 수 있어요.</w:t>
+      </w:r>
+    </w:p>
+    <w:p>
+      <w:pPr>
+        <w:pStyle w:val="BodyText"/>
+      </w:pPr>
+      <w:r>
+        <w:t xml:space="preserve">도윤: 웃으시면서 말씀하세요: 「1,000달러는 돈이 아니다. 시험이다.」</w:t>
+      </w:r>
+    </w:p>
+    <w:p>
+      <w:pPr>
+        <w:pStyle w:val="BodyText"/>
+      </w:pPr>
+      <w:r>
+        <w:t xml:space="preserve">알렉세이: 정확히 무슨 시험이요? 잘 모르겠어요.</w:t>
+      </w:r>
+    </w:p>
+    <w:p>
+      <w:pPr>
+        <w:pStyle w:val="BodyText"/>
+      </w:pPr>
+      <w:r>
+        <w:t xml:space="preserve">도윤: 대표님 말씀이: 「20년 전 차고에서 첫 구매자가 있었다. 교육 없이 주사기 200개를 사겠다고 해서 팔았다. 한 달 뒤 부작용이 세 건 생겼다. 이름을 되찾는 데 5년이 걸렸다.」</w:t>
+      </w:r>
+    </w:p>
+    <w:p>
+      <w:pPr>
+        <w:pStyle w:val="BodyText"/>
+      </w:pPr>
+      <w:r>
+        <w:t xml:space="preserve">올가: 5년이라… 그런데 우린 연말까지 넉 달뿐이에요.</w:t>
+      </w:r>
+    </w:p>
+    <w:p>
+      <w:pPr>
+        <w:pStyle w:val="BodyText"/>
+      </w:pPr>
+      <w:r>
+        <w:t xml:space="preserve">도윤: 대표님 말씀이: 「교육 없이 사는 의사는 흰 가운 입은 스타스다.」</w:t>
+      </w:r>
+    </w:p>
+    <w:p>
+      <w:pPr>
+        <w:pStyle w:val="BodyText"/>
+      </w:pPr>
+      <w:r>
+        <w:t xml:space="preserve">알렉세이: 흰 가운 입은 스타스. 꼭 적어 둘게요.</w:t>
+      </w:r>
+    </w:p>
+    <w:p>
+      <w:pPr>
+        <w:pStyle w:val="BodyText"/>
+      </w:pPr>
+      <w:r>
+        <w:t xml:space="preserve">도윤: 그리고 이사회 의사록에 한 문장을 넣으시겠대요: 「첫 판매는 교육받은 의사에게.」</w:t>
+      </w:r>
+    </w:p>
+    <w:p>
+      <w:pPr>
+        <w:pStyle w:val="BodyText"/>
+      </w:pPr>
+      <w:r>
+        <w:t xml:space="preserve">이리나: 의사록의 한 문장, 그건 알겠어요. 어떤 약속보다 강하죠.</w:t>
+      </w:r>
+    </w:p>
+    <w:p>
+      <w:pPr>
+        <w:pStyle w:val="BodyText"/>
+      </w:pPr>
+      <w:r>
+        <w:t xml:space="preserve">알렉세이: 대표님, 감사합니다. 그럼 10월에 한 선생님, 11월에 시험, 12월에 첫 판매네요.</w:t>
+      </w:r>
+    </w:p>
+    <w:p>
+      <w:pPr>
+        <w:pStyle w:val="BodyText"/>
+      </w:pPr>
+      <w:r>
+        <w:t xml:space="preserve">올가: 「첫 판매」가 아니라 「아마도 첫 판매」예요. 또 약속하네요, 알렉세이 니콜라예비치.</w:t>
+      </w:r>
+    </w:p>
+    <w:p>
+      <w:pPr>
+        <w:pStyle w:val="BodyText"/>
+      </w:pPr>
+      <w:r>
+        <w:t xml:space="preserve">알렉세이: 알겠어요, 그럼 「계획」이라고 할게요. 약속 없이요.</w:t>
+      </w:r>
+    </w:p>
+    <w:p>
+      <w:pPr>
+        <w:pStyle w:val="BodyText"/>
+      </w:pPr>
+      <w:r>
+        <w:t xml:space="preserve">도윤: 대표님 말씀이: 「계획은 좋다. 날짜가 있는 계획은 더 좋다. 금요일에 보내 달라.」</w:t>
+      </w:r>
+    </w:p>
+    <w:p>
+      <w:pPr>
+        <w:pStyle w:val="BodyText"/>
+      </w:pPr>
+      <w:r>
+        <w:t xml:space="preserve">소희: 제가 물어봐도 될까요? 한 선생님이 학생이 몇 명인지 알고 싶어 해요.</w:t>
+      </w:r>
+    </w:p>
+    <w:p>
+      <w:pPr>
+        <w:pStyle w:val="BodyText"/>
+      </w:pPr>
+      <w:r>
+        <w:t xml:space="preserve">알렉세이: 코르닐로바, 그 클리닉 의사 여섯, 알리나, 툴라의 포미나. 모두 아홉 명이요.</w:t>
+      </w:r>
+    </w:p>
+    <w:p>
+      <w:pPr>
+        <w:pStyle w:val="BodyText"/>
+      </w:pPr>
+      <w:r>
+        <w:t xml:space="preserve">소희: 아홉 명. 한 선생님이 「아홉 명은 좋다. 열 명 넘으면 손이 안 보여서 나쁘다」고 했어요.</w:t>
+      </w:r>
+    </w:p>
+    <w:p>
+      <w:pPr>
+        <w:pStyle w:val="BodyText"/>
+      </w:pPr>
+      <w:r>
+        <w:t xml:space="preserve">도윤: 그리고 마지막으로, 대표님이 할머님 혈압을 물으세요.</w:t>
+      </w:r>
+    </w:p>
+    <w:p>
+      <w:pPr>
+        <w:pStyle w:val="BodyText"/>
+      </w:pPr>
+      <w:r>
+        <w:t xml:space="preserve">알렉세이: 아직 몰라요. 토요일에 등록증 사본 들고 찾아뵐 거예요.</w:t>
+      </w:r>
+    </w:p>
+    <w:p>
+      <w:pPr>
+        <w:pStyle w:val="BodyText"/>
+      </w:pPr>
+      <w:r>
+        <w:t xml:space="preserve">도윤: 대표님 말씀이: 「하나 더 가져가세요. 스티커 붙은 첫 상자. 주사하려는 게 아니라 보여 드리려고.」</w:t>
+      </w:r>
+    </w:p>
+    <w:p>
+      <w:pPr>
+        <w:pStyle w:val="BodyText"/>
+      </w:pPr>
+      <w:r>
+        <w:t xml:space="preserve">알렉세이: 212번 상자를 꼭 가져갈게요. 아빠가 잃어버렸던 놈이 먼저 시작한다고 했거든요.</w:t>
       </w:r>
     </w:p>
     <w:bookmarkEnd w:id="36"/>
@@ -3958,119 +3958,119 @@
         <w:pStyle w:val="FirstParagraph"/>
       </w:pPr>
       <w:r>
-        <w:t xml:space="preserve">베라: 알료샤. 왔구나. 상자까지 들고. 그게 그 젤이냐?</w:t>
-      </w:r>
-    </w:p>
-    <w:p>
-      <w:pPr>
-        <w:pStyle w:val="BodyText"/>
-      </w:pPr>
-      <w:r>
-        <w:t xml:space="preserve">알렉세이: 그거예요, 할머니. 첫 상자. 스티커 붙은. 아빠가 붙였어요. 반듯하게.</w:t>
-      </w:r>
-    </w:p>
-    <w:p>
-      <w:pPr>
-        <w:pStyle w:val="BodyText"/>
-      </w:pPr>
-      <w:r>
-        <w:t xml:space="preserve">베라: 반듯하게. 니콜라이는 늘 반듯하게 붙였지. 벽지까지. 어디 보자. 「모스트 메디컬」. 번호. 전부 러시아어로.</w:t>
-      </w:r>
-    </w:p>
-    <w:p>
-      <w:pPr>
-        <w:pStyle w:val="BodyText"/>
-      </w:pPr>
-      <w:r>
-        <w:t xml:space="preserve">알렉세이: 그리고 등록증. 사본이에요. 걸어 두실래요?</w:t>
-      </w:r>
-    </w:p>
-    <w:p>
-      <w:pPr>
-        <w:pStyle w:val="BodyText"/>
-      </w:pPr>
-      <w:r>
-        <w:t xml:space="preserve">베라: 걸어야지. 내 펠드셰르 자격증 옆에. 위 말고. 옆에.</w:t>
-      </w:r>
-    </w:p>
-    <w:p>
-      <w:pPr>
-        <w:pStyle w:val="BodyText"/>
-      </w:pPr>
-      <w:r>
-        <w:t xml:space="preserve">알렉세이: 할머니, 첫 판매는 없어요. 코르닐로바가 안 샀어요. 그리고 저는 알리나한테 안 팔았어요.</w:t>
-      </w:r>
-    </w:p>
-    <w:p>
-      <w:pPr>
-        <w:pStyle w:val="BodyText"/>
-      </w:pPr>
-      <w:r>
-        <w:t xml:space="preserve">베라: 왜?</w:t>
-      </w:r>
-    </w:p>
-    <w:p>
-      <w:pPr>
-        <w:pStyle w:val="BodyText"/>
-      </w:pPr>
-      <w:r>
-        <w:t xml:space="preserve">알렉세이: 교육 없이는요. 할머니 질문이에요. 1년 반 전. 할머니한테 이걸 놓게 하겠냐고.</w:t>
-      </w:r>
-    </w:p>
-    <w:p>
-      <w:pPr>
-        <w:pStyle w:val="BodyText"/>
-      </w:pPr>
-      <w:r>
-        <w:t xml:space="preserve">베라: 기억한다. 그래서 이제 뭐라고 답할 거냐? 놓게 하겠니?</w:t>
-      </w:r>
-    </w:p>
-    <w:p>
-      <w:pPr>
-        <w:pStyle w:val="BodyText"/>
-      </w:pPr>
-      <w:r>
-        <w:t xml:space="preserve">알렉세이: 공장 — 봤어요. 서류 — 여기 있어요. 교육받은 의사 — 아직 없어요. 그러니까 아직은 안 돼요. 12월에는 — 아마도.</w:t>
-      </w:r>
-    </w:p>
-    <w:p>
-      <w:pPr>
-        <w:pStyle w:val="BodyText"/>
-      </w:pPr>
-      <w:r>
-        <w:t xml:space="preserve">베라: 그래. 이제 넌 판매원이다.</w:t>
-      </w:r>
-    </w:p>
-    <w:p>
-      <w:pPr>
-        <w:pStyle w:val="BodyText"/>
-      </w:pPr>
-      <w:r>
-        <w:t xml:space="preserve">알렉세이: 하나도 못 판 판매원이요?</w:t>
-      </w:r>
-    </w:p>
-    <w:p>
-      <w:pPr>
-        <w:pStyle w:val="BodyText"/>
-      </w:pPr>
-      <w:r>
-        <w:t xml:space="preserve">베라: 언제 팔지 말아야 하는지 아는 판매원. 40년 동안 나한테 「아주 좋은 약」을 들고 사람들이 왔지. 좋은 판매원은 둘뿐이었다. 둘 다 「아직 이르다」고 말할 줄 알았어. 첫 판매란 네가 거절했을 때야, 알료샤. 나머지는 더 쉬울 거다.</w:t>
-      </w:r>
-    </w:p>
-    <w:p>
-      <w:pPr>
-        <w:pStyle w:val="BodyText"/>
-      </w:pPr>
-      <w:r>
-        <w:t xml:space="preserve">알렉세이: 쉬워질 거예요. 12월에. 한 원장님이랑 코르닐로바랑 시험이 잘되면요.</w:t>
-      </w:r>
-    </w:p>
-    <w:p>
-      <w:pPr>
-        <w:pStyle w:val="BodyText"/>
-      </w:pPr>
-      <w:r>
-        <w:t xml:space="preserve">베라: 「되면」이 아니라 「될 때」. 이건 올가가 아니라 할머니가 주는 말이다. 주전자 올려라, 판매원. 오늘 혈압 — 120에 80. 젊은이 같지. 내 일지에 적어라, 알료샤.</w:t>
+        <w:t xml:space="preserve">베라: 료샤, 왔구나! 상자까지 들고. 그게 바로 그 젤이니?</w:t>
+      </w:r>
+    </w:p>
+    <w:p>
+      <w:pPr>
+        <w:pStyle w:val="BodyText"/>
+      </w:pPr>
+      <w:r>
+        <w:t xml:space="preserve">알렉세이: 바로 그거예요, 할머니. 스티커 붙은 첫 상자요. 아빠가 붙였어요, 반듯하게.</w:t>
+      </w:r>
+    </w:p>
+    <w:p>
+      <w:pPr>
+        <w:pStyle w:val="BodyText"/>
+      </w:pPr>
+      <w:r>
+        <w:t xml:space="preserve">베라: 반듯하게. 니콜라이는 늘 반듯하게 붙였지, 벽지까지도. 어디 보자. 「모스트 메디컬」, 번호, 전부 러시아어구나.</w:t>
+      </w:r>
+    </w:p>
+    <w:p>
+      <w:pPr>
+        <w:pStyle w:val="BodyText"/>
+      </w:pPr>
+      <w:r>
+        <w:t xml:space="preserve">알렉세이: 그리고 이건 등록증 사본이에요. 걸어 두실 거예요?</w:t>
+      </w:r>
+    </w:p>
+    <w:p>
+      <w:pPr>
+        <w:pStyle w:val="BodyText"/>
+      </w:pPr>
+      <w:r>
+        <w:t xml:space="preserve">베라: 걸어야지. 내 준의사 졸업장 옆에. 위가 아니라 옆에.</w:t>
+      </w:r>
+    </w:p>
+    <w:p>
+      <w:pPr>
+        <w:pStyle w:val="BodyText"/>
+      </w:pPr>
+      <w:r>
+        <w:t xml:space="preserve">알렉세이: 할머니, 첫 판매는 없어요. 코르닐로바는 안 샀고, 전 알리나한테 안 팔았어요.</w:t>
+      </w:r>
+    </w:p>
+    <w:p>
+      <w:pPr>
+        <w:pStyle w:val="BodyText"/>
+      </w:pPr>
+      <w:r>
+        <w:t xml:space="preserve">베라: 왜 안 팔았니? 그 아가씨는 사고 싶어 했다며.</w:t>
+      </w:r>
+    </w:p>
+    <w:p>
+      <w:pPr>
+        <w:pStyle w:val="BodyText"/>
+      </w:pPr>
+      <w:r>
+        <w:t xml:space="preserve">알렉세이: 교육 없이는요. 할머니가 1년 반 전에 물으셨잖아요. 할머니한테 그 젤을 놓게 하겠냐고요.</w:t>
+      </w:r>
+    </w:p>
+    <w:p>
+      <w:pPr>
+        <w:pStyle w:val="BodyText"/>
+      </w:pPr>
+      <w:r>
+        <w:t xml:space="preserve">베라: 기억한다. 그래서 이젠 뭐라고 대답할 거니? 놓게 하겠니?</w:t>
+      </w:r>
+    </w:p>
+    <w:p>
+      <w:pPr>
+        <w:pStyle w:val="BodyText"/>
+      </w:pPr>
+      <w:r>
+        <w:t xml:space="preserve">알렉세이: 공장은 봤고, 서류는 여기 있지만, 교육받은 의사는 아직 없어요. 그러니까 아직은 아니에요. 12월엔 어쩌면요.</w:t>
+      </w:r>
+    </w:p>
+    <w:p>
+      <w:pPr>
+        <w:pStyle w:val="BodyText"/>
+      </w:pPr>
+      <w:r>
+        <w:t xml:space="preserve">베라: 그래. 이제야 넌 진짜 판매원이다, 료샤.</w:t>
+      </w:r>
+    </w:p>
+    <w:p>
+      <w:pPr>
+        <w:pStyle w:val="BodyText"/>
+      </w:pPr>
+      <w:r>
+        <w:t xml:space="preserve">알렉세이: 아무것도 못 판 판매원이요? 그런 판매원도 있어요?</w:t>
+      </w:r>
+    </w:p>
+    <w:p>
+      <w:pPr>
+        <w:pStyle w:val="BodyText"/>
+      </w:pPr>
+      <w:r>
+        <w:t xml:space="preserve">베라: 언제 팔지 말아야 하는지 아는 판매원이지. 40년 동안 「아주 좋은 약」을 들고 사람들이 찾아왔는데, 좋은 판매원은 딱 둘이었다. 둘 다 「아직 이르다」고 말할 줄 알았지. 첫 판매는 네가 거절했을 때다, 료샤. 나머지는 더 쉬울 거야.</w:t>
+      </w:r>
+    </w:p>
+    <w:p>
+      <w:pPr>
+        <w:pStyle w:val="BodyText"/>
+      </w:pPr>
+      <w:r>
+        <w:t xml:space="preserve">알렉세이: 쉬울 거예요, 12월에. 한 선생님이랑 코르닐로바랑 시험이 다 되면요.</w:t>
+      </w:r>
+    </w:p>
+    <w:p>
+      <w:pPr>
+        <w:pStyle w:val="BodyText"/>
+      </w:pPr>
+      <w:r>
+        <w:t xml:space="preserve">베라: 「되면」이 아니라 「될 때」다. 이건 올가가 아니라 할머니가 하는 말이야. 주전자 올려라, 판매원. 오늘 혈압은 120에 80, 젊은 사람 같구나. 내 일지에 적어라, 료샤. 꼼꼼하고 반듯하게.</w:t>
       </w:r>
     </w:p>
     <w:bookmarkEnd w:id="37"/>
